--- a/output/Urbaner_Amazon_Analysis_Report.docx
+++ b/output/Urbaner_Amazon_Analysis_Report.docx
@@ -8,7 +8,7 @@
       </w:pPr>
       <w:r>
         <w:rPr>
-          <w:rFonts w:ascii="Microsoft YaHei" w:hAnsi="Microsoft YaHei" w:eastAsia="Microsoft YaHei"/>
+          <w:rFonts w:ascii="標楷體" w:hAnsi="標楷體" w:eastAsia="標楷體"/>
           <w:b/>
           <w:sz w:val="44"/>
         </w:rPr>
@@ -21,6 +21,7 @@
       </w:pPr>
       <w:r>
         <w:rPr>
+          <w:rFonts w:ascii="標楷體" w:hAnsi="標楷體" w:eastAsia="標楷體"/>
           <w:sz w:val="24"/>
         </w:rPr>
         <w:t>Beard / Mustache Trimmers 類別｜STP、Choice Logit、產品定位與策略建議</w:t>
@@ -31,7 +32,10 @@
         <w:jc w:val="center"/>
       </w:pPr>
       <w:r>
-        <w:t>產出日期：2026-04-21</w:t>
+        <w:rPr>
+          <w:rFonts w:ascii="標楷體" w:hAnsi="標楷體" w:eastAsia="標楷體"/>
+        </w:rPr>
+        <w:t>產出日期：2026-04-22</w:t>
       </w:r>
     </w:p>
     <w:p>
@@ -50,6 +54,7 @@
     <w:p>
       <w:r>
         <w:rPr>
+          <w:rFonts w:ascii="標楷體" w:hAnsi="標楷體" w:eastAsia="標楷體"/>
           <w:b w:val="0"/>
           <w:i w:val="0"/>
         </w:rPr>
@@ -59,6 +64,7 @@
     <w:p>
       <w:r>
         <w:rPr>
+          <w:rFonts w:ascii="標楷體" w:hAnsi="標楷體" w:eastAsia="標楷體"/>
           <w:b w:val="0"/>
           <w:i w:val="0"/>
         </w:rPr>
@@ -150,6 +156,9 @@
           </w:tcPr>
           <w:p>
             <w:r>
+              <w:rPr>
+                <w:rFonts w:ascii="標楷體" w:hAnsi="標楷體" w:eastAsia="標楷體"/>
+              </w:rPr>
               <w:t>項目</w:t>
             </w:r>
           </w:p>
@@ -161,6 +170,9 @@
           </w:tcPr>
           <w:p>
             <w:r>
+              <w:rPr>
+                <w:rFonts w:ascii="標楷體" w:hAnsi="標楷體" w:eastAsia="標楷體"/>
+              </w:rPr>
               <w:t>結果</w:t>
             </w:r>
           </w:p>
@@ -173,6 +185,9 @@
           </w:tcPr>
           <w:p>
             <w:r>
+              <w:rPr>
+                <w:rFonts w:ascii="標楷體" w:hAnsi="標楷體" w:eastAsia="標楷體"/>
+              </w:rPr>
               <w:t>Themes discovered</w:t>
             </w:r>
           </w:p>
@@ -183,6 +198,9 @@
           </w:tcPr>
           <w:p>
             <w:r>
+              <w:rPr>
+                <w:rFonts w:ascii="標楷體" w:hAnsi="標楷體" w:eastAsia="標楷體"/>
+              </w:rPr>
               <w:t>20</w:t>
             </w:r>
           </w:p>
@@ -195,6 +213,9 @@
           </w:tcPr>
           <w:p>
             <w:r>
+              <w:rPr>
+                <w:rFonts w:ascii="標楷體" w:hAnsi="標楷體" w:eastAsia="標楷體"/>
+              </w:rPr>
               <w:t>Attributes extracted</w:t>
             </w:r>
           </w:p>
@@ -205,6 +226,9 @@
           </w:tcPr>
           <w:p>
             <w:r>
+              <w:rPr>
+                <w:rFonts w:ascii="標楷體" w:hAnsi="標楷體" w:eastAsia="標楷體"/>
+              </w:rPr>
               <w:t>114</w:t>
             </w:r>
           </w:p>
@@ -217,6 +241,9 @@
           </w:tcPr>
           <w:p>
             <w:r>
+              <w:rPr>
+                <w:rFonts w:ascii="標楷體" w:hAnsi="標楷體" w:eastAsia="標楷體"/>
+              </w:rPr>
               <w:t>Reviews analysed</w:t>
             </w:r>
           </w:p>
@@ -227,6 +254,9 @@
           </w:tcPr>
           <w:p>
             <w:r>
+              <w:rPr>
+                <w:rFonts w:ascii="標楷體" w:hAnsi="標楷體" w:eastAsia="標楷體"/>
+              </w:rPr>
               <w:t>1058</w:t>
             </w:r>
           </w:p>
@@ -239,6 +269,9 @@
           </w:tcPr>
           <w:p>
             <w:r>
+              <w:rPr>
+                <w:rFonts w:ascii="標楷體" w:hAnsi="標楷體" w:eastAsia="標楷體"/>
+              </w:rPr>
               <w:t>Segment count</w:t>
             </w:r>
           </w:p>
@@ -249,6 +282,9 @@
           </w:tcPr>
           <w:p>
             <w:r>
+              <w:rPr>
+                <w:rFonts w:ascii="標楷體" w:hAnsi="標楷體" w:eastAsia="標楷體"/>
+              </w:rPr>
               <w:t>2</w:t>
             </w:r>
           </w:p>
@@ -261,6 +297,9 @@
           </w:tcPr>
           <w:p>
             <w:r>
+              <w:rPr>
+                <w:rFonts w:ascii="標楷體" w:hAnsi="標楷體" w:eastAsia="標楷體"/>
+              </w:rPr>
               <w:t>Silhouette score</w:t>
             </w:r>
           </w:p>
@@ -271,6 +310,9 @@
           </w:tcPr>
           <w:p>
             <w:r>
+              <w:rPr>
+                <w:rFonts w:ascii="標楷體" w:hAnsi="標楷體" w:eastAsia="標楷體"/>
+              </w:rPr>
               <w:t>0.475</w:t>
             </w:r>
           </w:p>
@@ -283,6 +325,9 @@
           </w:tcPr>
           <w:p>
             <w:r>
+              <w:rPr>
+                <w:rFonts w:ascii="標楷體" w:hAnsi="標楷體" w:eastAsia="標楷體"/>
+              </w:rPr>
               <w:t>Most discriminating feature</w:t>
             </w:r>
           </w:p>
@@ -293,6 +338,9 @@
           </w:tcPr>
           <w:p>
             <w:r>
+              <w:rPr>
+                <w:rFonts w:ascii="標楷體" w:hAnsi="標楷體" w:eastAsia="標楷體"/>
+              </w:rPr>
               <w:t>shower_use_safe</w:t>
             </w:r>
           </w:p>
@@ -302,6 +350,7 @@
     <w:p>
       <w:r>
         <w:rPr>
+          <w:rFonts w:ascii="標楷體" w:hAnsi="標楷體" w:eastAsia="標楷體"/>
           <w:b w:val="0"/>
           <w:i w:val="0"/>
         </w:rPr>
@@ -311,6 +360,7 @@
     <w:p>
       <w:r>
         <w:rPr>
+          <w:rFonts w:ascii="標楷體" w:hAnsi="標楷體" w:eastAsia="標楷體"/>
           <w:b w:val="0"/>
           <w:i w:val="0"/>
         </w:rPr>
@@ -322,7 +372,17 @@
         <w:pStyle w:val="Heading1"/>
       </w:pPr>
       <w:r>
-        <w:t>4. 聯合分析與 Choice Logit 結果</w:t>
+        <w:t>4. 關鍵屬性中英對照與中文備註</w:t>
+      </w:r>
+    </w:p>
+    <w:p>
+      <w:r>
+        <w:rPr>
+          <w:rFonts w:ascii="標楷體" w:hAnsi="標楷體" w:eastAsia="標楷體"/>
+          <w:b w:val="0"/>
+          <w:i w:val="0"/>
+        </w:rPr>
+        <w:t>為了讓後續策略決策與跨部門溝通更一致，以下整理本次 Choice / Logit 使用之 8 個核心屬性，提供英文屬性名稱、中文備註與定義。</w:t>
       </w:r>
     </w:p>
     <w:p>
@@ -330,7 +390,603 @@
         <w:rPr>
           <w:b/>
         </w:rPr>
-        <w:t>表 2. Choice / Logit 模型摘要</w:t>
+        <w:t>表 2. 聯合分析核心屬性（含中文備註）</w:t>
+      </w:r>
+    </w:p>
+    <w:tbl>
+      <w:tblPr>
+        <w:tblStyle w:val="TableGrid"/>
+        <w:tblW w:type="auto" w:w="0"/>
+        <w:tblLook w:firstColumn="1" w:firstRow="1" w:lastColumn="0" w:lastRow="0" w:noHBand="0" w:noVBand="1" w:val="04A0"/>
+      </w:tblPr>
+      <w:tblGrid>
+        <w:gridCol w:w="2520"/>
+        <w:gridCol w:w="2520"/>
+        <w:gridCol w:w="2520"/>
+        <w:gridCol w:w="2520"/>
+      </w:tblGrid>
+      <w:tr>
+        <w:trPr>
+          <w:tblHeader w:val="true"/>
+        </w:trPr>
+        <w:tc>
+          <w:tcPr>
+            <w:tcW w:type="dxa" w:w="2520"/>
+            <w:shd w:fill="D9EAF7"/>
+          </w:tcPr>
+          <w:p>
+            <w:r>
+              <w:rPr>
+                <w:rFonts w:ascii="標楷體" w:hAnsi="標楷體" w:eastAsia="標楷體"/>
+              </w:rPr>
+              <w:t>屬性代碼</w:t>
+            </w:r>
+          </w:p>
+        </w:tc>
+        <w:tc>
+          <w:tcPr>
+            <w:tcW w:type="dxa" w:w="2520"/>
+            <w:shd w:fill="D9EAF7"/>
+          </w:tcPr>
+          <w:p>
+            <w:r>
+              <w:rPr>
+                <w:rFonts w:ascii="標楷體" w:hAnsi="標楷體" w:eastAsia="標楷體"/>
+              </w:rPr>
+              <w:t>英文屬性</w:t>
+            </w:r>
+          </w:p>
+        </w:tc>
+        <w:tc>
+          <w:tcPr>
+            <w:tcW w:type="dxa" w:w="2520"/>
+            <w:shd w:fill="D9EAF7"/>
+          </w:tcPr>
+          <w:p>
+            <w:r>
+              <w:rPr>
+                <w:rFonts w:ascii="標楷體" w:hAnsi="標楷體" w:eastAsia="標楷體"/>
+              </w:rPr>
+              <w:t>中文備註</w:t>
+            </w:r>
+          </w:p>
+        </w:tc>
+        <w:tc>
+          <w:tcPr>
+            <w:tcW w:type="dxa" w:w="2520"/>
+            <w:shd w:fill="D9EAF7"/>
+          </w:tcPr>
+          <w:p>
+            <w:r>
+              <w:rPr>
+                <w:rFonts w:ascii="標楷體" w:hAnsi="標楷體" w:eastAsia="標楷體"/>
+              </w:rPr>
+              <w:t>定義說明</w:t>
+            </w:r>
+          </w:p>
+        </w:tc>
+      </w:tr>
+      <w:tr>
+        <w:tc>
+          <w:tcPr>
+            <w:tcW w:type="dxa" w:w="2520"/>
+          </w:tcPr>
+          <w:p>
+            <w:r>
+              <w:rPr>
+                <w:rFonts w:ascii="標楷體" w:hAnsi="標楷體" w:eastAsia="標楷體"/>
+              </w:rPr>
+              <w:t>rechargeable_design</w:t>
+            </w:r>
+          </w:p>
+        </w:tc>
+        <w:tc>
+          <w:tcPr>
+            <w:tcW w:type="dxa" w:w="2520"/>
+          </w:tcPr>
+          <w:p>
+            <w:r>
+              <w:rPr>
+                <w:rFonts w:ascii="標楷體" w:hAnsi="標楷體" w:eastAsia="標楷體"/>
+              </w:rPr>
+              <w:t>Rechargeable Design</w:t>
+            </w:r>
+          </w:p>
+        </w:tc>
+        <w:tc>
+          <w:tcPr>
+            <w:tcW w:type="dxa" w:w="2520"/>
+          </w:tcPr>
+          <w:p>
+            <w:r>
+              <w:rPr>
+                <w:rFonts w:ascii="標楷體" w:hAnsi="標楷體" w:eastAsia="標楷體"/>
+              </w:rPr>
+              <w:t>充電式設計</w:t>
+            </w:r>
+          </w:p>
+        </w:tc>
+        <w:tc>
+          <w:tcPr>
+            <w:tcW w:type="dxa" w:w="2520"/>
+          </w:tcPr>
+          <w:p>
+            <w:r>
+              <w:rPr>
+                <w:rFonts w:ascii="標楷體" w:hAnsi="標楷體" w:eastAsia="標楷體"/>
+              </w:rPr>
+              <w:t>Whether the product supports USB or dock recharging without replacing batteries. High=USB rechargeable; Low=battery only.</w:t>
+            </w:r>
+          </w:p>
+        </w:tc>
+      </w:tr>
+      <w:tr>
+        <w:tc>
+          <w:tcPr>
+            <w:tcW w:type="dxa" w:w="2520"/>
+          </w:tcPr>
+          <w:p>
+            <w:r>
+              <w:rPr>
+                <w:rFonts w:ascii="標楷體" w:hAnsi="標楷體" w:eastAsia="標楷體"/>
+              </w:rPr>
+              <w:t>blade_sharpness</w:t>
+            </w:r>
+          </w:p>
+        </w:tc>
+        <w:tc>
+          <w:tcPr>
+            <w:tcW w:type="dxa" w:w="2520"/>
+          </w:tcPr>
+          <w:p>
+            <w:r>
+              <w:rPr>
+                <w:rFonts w:ascii="標楷體" w:hAnsi="標楷體" w:eastAsia="標楷體"/>
+              </w:rPr>
+              <w:t>Blade Sharpness</w:t>
+            </w:r>
+          </w:p>
+        </w:tc>
+        <w:tc>
+          <w:tcPr>
+            <w:tcW w:type="dxa" w:w="2520"/>
+          </w:tcPr>
+          <w:p>
+            <w:r>
+              <w:rPr>
+                <w:rFonts w:ascii="標楷體" w:hAnsi="標楷體" w:eastAsia="標楷體"/>
+              </w:rPr>
+              <w:t>刀片鋒利度</w:t>
+            </w:r>
+          </w:p>
+        </w:tc>
+        <w:tc>
+          <w:tcPr>
+            <w:tcW w:type="dxa" w:w="2520"/>
+          </w:tcPr>
+          <w:p>
+            <w:r>
+              <w:rPr>
+                <w:rFonts w:ascii="標楷體" w:hAnsi="標楷體" w:eastAsia="標楷體"/>
+              </w:rPr>
+              <w:t>Perceived cutting sharpness from reviews. High=reviewers praise clean cuts; Low=dull, hair-snagging complaints.</w:t>
+            </w:r>
+          </w:p>
+        </w:tc>
+      </w:tr>
+      <w:tr>
+        <w:tc>
+          <w:tcPr>
+            <w:tcW w:type="dxa" w:w="2520"/>
+          </w:tcPr>
+          <w:p>
+            <w:r>
+              <w:rPr>
+                <w:rFonts w:ascii="標楷體" w:hAnsi="標楷體" w:eastAsia="標楷體"/>
+              </w:rPr>
+              <w:t>blade_hair_pulling</w:t>
+            </w:r>
+          </w:p>
+        </w:tc>
+        <w:tc>
+          <w:tcPr>
+            <w:tcW w:type="dxa" w:w="2520"/>
+          </w:tcPr>
+          <w:p>
+            <w:r>
+              <w:rPr>
+                <w:rFonts w:ascii="標楷體" w:hAnsi="標楷體" w:eastAsia="標楷體"/>
+              </w:rPr>
+              <w:t>Blade Hair Pulling / Snagging</w:t>
+            </w:r>
+          </w:p>
+        </w:tc>
+        <w:tc>
+          <w:tcPr>
+            <w:tcW w:type="dxa" w:w="2520"/>
+          </w:tcPr>
+          <w:p>
+            <w:r>
+              <w:rPr>
+                <w:rFonts w:ascii="標楷體" w:hAnsi="標楷體" w:eastAsia="標楷體"/>
+              </w:rPr>
+              <w:t>刀片拉毛問題</w:t>
+            </w:r>
+          </w:p>
+        </w:tc>
+        <w:tc>
+          <w:tcPr>
+            <w:tcW w:type="dxa" w:w="2520"/>
+          </w:tcPr>
+          <w:p>
+            <w:r>
+              <w:rPr>
+                <w:rFonts w:ascii="標楷體" w:hAnsi="標楷體" w:eastAsia="標楷體"/>
+              </w:rPr>
+              <w:t>Whether blade snags or pulls hair during use. High=smooth, no pulling; Low=frequent pulling complaints.</w:t>
+            </w:r>
+          </w:p>
+        </w:tc>
+      </w:tr>
+      <w:tr>
+        <w:tc>
+          <w:tcPr>
+            <w:tcW w:type="dxa" w:w="2520"/>
+          </w:tcPr>
+          <w:p>
+            <w:r>
+              <w:rPr>
+                <w:rFonts w:ascii="標楷體" w:hAnsi="標楷體" w:eastAsia="標楷體"/>
+              </w:rPr>
+              <w:t>motor_power_rpm</w:t>
+            </w:r>
+          </w:p>
+        </w:tc>
+        <w:tc>
+          <w:tcPr>
+            <w:tcW w:type="dxa" w:w="2520"/>
+          </w:tcPr>
+          <w:p>
+            <w:r>
+              <w:rPr>
+                <w:rFonts w:ascii="標楷體" w:hAnsi="標楷體" w:eastAsia="標楷體"/>
+              </w:rPr>
+              <w:t>Motor Power / Speed</w:t>
+            </w:r>
+          </w:p>
+        </w:tc>
+        <w:tc>
+          <w:tcPr>
+            <w:tcW w:type="dxa" w:w="2520"/>
+          </w:tcPr>
+          <w:p>
+            <w:r>
+              <w:rPr>
+                <w:rFonts w:ascii="標楷體" w:hAnsi="標楷體" w:eastAsia="標楷體"/>
+              </w:rPr>
+              <w:t>馬達功率轉速</w:t>
+            </w:r>
+          </w:p>
+        </w:tc>
+        <w:tc>
+          <w:tcPr>
+            <w:tcW w:type="dxa" w:w="2520"/>
+          </w:tcPr>
+          <w:p>
+            <w:r>
+              <w:rPr>
+                <w:rFonts w:ascii="標楷體" w:hAnsi="標楷體" w:eastAsia="標楷體"/>
+              </w:rPr>
+              <w:t>Perceived motor power and RPM. High=strong, powerful motor; Low=weak, slow motor.</w:t>
+            </w:r>
+          </w:p>
+        </w:tc>
+      </w:tr>
+      <w:tr>
+        <w:tc>
+          <w:tcPr>
+            <w:tcW w:type="dxa" w:w="2520"/>
+          </w:tcPr>
+          <w:p>
+            <w:r>
+              <w:rPr>
+                <w:rFonts w:ascii="標楷體" w:hAnsi="標楷體" w:eastAsia="標楷體"/>
+              </w:rPr>
+              <w:t>waterproof_rating_ipx8</w:t>
+            </w:r>
+          </w:p>
+        </w:tc>
+        <w:tc>
+          <w:tcPr>
+            <w:tcW w:type="dxa" w:w="2520"/>
+          </w:tcPr>
+          <w:p>
+            <w:r>
+              <w:rPr>
+                <w:rFonts w:ascii="標楷體" w:hAnsi="標楷體" w:eastAsia="標楷體"/>
+              </w:rPr>
+              <w:t>IPX8 Waterproof Rating</w:t>
+            </w:r>
+          </w:p>
+        </w:tc>
+        <w:tc>
+          <w:tcPr>
+            <w:tcW w:type="dxa" w:w="2520"/>
+          </w:tcPr>
+          <w:p>
+            <w:r>
+              <w:rPr>
+                <w:rFonts w:ascii="標楷體" w:hAnsi="標楷體" w:eastAsia="標楷體"/>
+              </w:rPr>
+              <w:t>IPX8防水等級</w:t>
+            </w:r>
+          </w:p>
+        </w:tc>
+        <w:tc>
+          <w:tcPr>
+            <w:tcW w:type="dxa" w:w="2520"/>
+          </w:tcPr>
+          <w:p>
+            <w:r>
+              <w:rPr>
+                <w:rFonts w:ascii="標楷體" w:hAnsi="標楷體" w:eastAsia="標楷體"/>
+              </w:rPr>
+              <w:t>Whether the product carries the IPX8 waterproof certification (submersible). High=IPX8 certified; Low=water resistant or not rated.</w:t>
+            </w:r>
+          </w:p>
+        </w:tc>
+      </w:tr>
+      <w:tr>
+        <w:tc>
+          <w:tcPr>
+            <w:tcW w:type="dxa" w:w="2520"/>
+          </w:tcPr>
+          <w:p>
+            <w:r>
+              <w:rPr>
+                <w:rFonts w:ascii="標楷體" w:hAnsi="標楷體" w:eastAsia="標楷體"/>
+              </w:rPr>
+              <w:t>adjustable_comb_settings</w:t>
+            </w:r>
+          </w:p>
+        </w:tc>
+        <w:tc>
+          <w:tcPr>
+            <w:tcW w:type="dxa" w:w="2520"/>
+          </w:tcPr>
+          <w:p>
+            <w:r>
+              <w:rPr>
+                <w:rFonts w:ascii="標楷體" w:hAnsi="標楷體" w:eastAsia="標楷體"/>
+              </w:rPr>
+              <w:t>Adjustable Comb Length Settings</w:t>
+            </w:r>
+          </w:p>
+        </w:tc>
+        <w:tc>
+          <w:tcPr>
+            <w:tcW w:type="dxa" w:w="2520"/>
+          </w:tcPr>
+          <w:p>
+            <w:r>
+              <w:rPr>
+                <w:rFonts w:ascii="標楷體" w:hAnsi="標楷體" w:eastAsia="標楷體"/>
+              </w:rPr>
+              <w:t>可調式導梳長度設定</w:t>
+            </w:r>
+          </w:p>
+        </w:tc>
+        <w:tc>
+          <w:tcPr>
+            <w:tcW w:type="dxa" w:w="2520"/>
+          </w:tcPr>
+          <w:p>
+            <w:r>
+              <w:rPr>
+                <w:rFonts w:ascii="標楷體" w:hAnsi="標楷體" w:eastAsia="標楷體"/>
+              </w:rPr>
+              <w:t>Number and range of adjustable length settings via comb. High=many settings with fine increments; Low=fixed or few settings.</w:t>
+            </w:r>
+          </w:p>
+        </w:tc>
+      </w:tr>
+      <w:tr>
+        <w:tc>
+          <w:tcPr>
+            <w:tcW w:type="dxa" w:w="2520"/>
+          </w:tcPr>
+          <w:p>
+            <w:r>
+              <w:rPr>
+                <w:rFonts w:ascii="標楷體" w:hAnsi="標楷體" w:eastAsia="標楷體"/>
+              </w:rPr>
+              <w:t>price_value_ratio</w:t>
+            </w:r>
+          </w:p>
+        </w:tc>
+        <w:tc>
+          <w:tcPr>
+            <w:tcW w:type="dxa" w:w="2520"/>
+          </w:tcPr>
+          <w:p>
+            <w:r>
+              <w:rPr>
+                <w:rFonts w:ascii="標楷體" w:hAnsi="標楷體" w:eastAsia="標楷體"/>
+              </w:rPr>
+              <w:t>Price-to-Value Ratio</w:t>
+            </w:r>
+          </w:p>
+        </w:tc>
+        <w:tc>
+          <w:tcPr>
+            <w:tcW w:type="dxa" w:w="2520"/>
+          </w:tcPr>
+          <w:p>
+            <w:r>
+              <w:rPr>
+                <w:rFonts w:ascii="標楷體" w:hAnsi="標楷體" w:eastAsia="標楷體"/>
+              </w:rPr>
+              <w:t>性價比</w:t>
+            </w:r>
+          </w:p>
+        </w:tc>
+        <w:tc>
+          <w:tcPr>
+            <w:tcW w:type="dxa" w:w="2520"/>
+          </w:tcPr>
+          <w:p>
+            <w:r>
+              <w:rPr>
+                <w:rFonts w:ascii="標楷體" w:hAnsi="標楷體" w:eastAsia="標楷體"/>
+              </w:rPr>
+              <w:t>Perceived value relative to price paid. High=great value; Low=overpriced for quality delivered.</w:t>
+            </w:r>
+          </w:p>
+        </w:tc>
+      </w:tr>
+      <w:tr>
+        <w:tc>
+          <w:tcPr>
+            <w:tcW w:type="dxa" w:w="2520"/>
+          </w:tcPr>
+          <w:p>
+            <w:r>
+              <w:rPr>
+                <w:rFonts w:ascii="標楷體" w:hAnsi="標楷體" w:eastAsia="標楷體"/>
+              </w:rPr>
+              <w:t>ease_of_use_overall</w:t>
+            </w:r>
+          </w:p>
+        </w:tc>
+        <w:tc>
+          <w:tcPr>
+            <w:tcW w:type="dxa" w:w="2520"/>
+          </w:tcPr>
+          <w:p>
+            <w:r>
+              <w:rPr>
+                <w:rFonts w:ascii="標楷體" w:hAnsi="標楷體" w:eastAsia="標楷體"/>
+              </w:rPr>
+              <w:t>Ease of Use (Overall)</w:t>
+            </w:r>
+          </w:p>
+        </w:tc>
+        <w:tc>
+          <w:tcPr>
+            <w:tcW w:type="dxa" w:w="2520"/>
+          </w:tcPr>
+          <w:p>
+            <w:r>
+              <w:rPr>
+                <w:rFonts w:ascii="標楷體" w:hAnsi="標楷體" w:eastAsia="標楷體"/>
+              </w:rPr>
+              <w:t>整體易用性</w:t>
+            </w:r>
+          </w:p>
+        </w:tc>
+        <w:tc>
+          <w:tcPr>
+            <w:tcW w:type="dxa" w:w="2520"/>
+          </w:tcPr>
+          <w:p>
+            <w:r>
+              <w:rPr>
+                <w:rFonts w:ascii="標楷體" w:hAnsi="標楷體" w:eastAsia="標楷體"/>
+              </w:rPr>
+              <w:t>Overall ease of learning and operating the trimmer. High=intuitive, beginner-friendly; Low=confusing or complex.</w:t>
+            </w:r>
+          </w:p>
+        </w:tc>
+      </w:tr>
+    </w:tbl>
+    <w:p>
+      <w:pPr>
+        <w:pStyle w:val="Heading1"/>
+      </w:pPr>
+      <w:r>
+        <w:t>5. 聯合分析（Choice / Logit）完整流程</w:t>
+      </w:r>
+    </w:p>
+    <w:p>
+      <w:r>
+        <w:rPr>
+          <w:rFonts w:ascii="標楷體" w:hAnsi="標楷體" w:eastAsia="標楷體"/>
+          <w:b w:val="0"/>
+          <w:i w:val="0"/>
+        </w:rPr>
+        <w:t>本研究以評論近似真實選擇情境，透過條件羅吉特模型估計 part-worth utility（部分效用）。流程分為八個步驟，以確保資料轉換、估計與解讀具有可追蹤性。</w:t>
+      </w:r>
+    </w:p>
+    <w:p>
+      <w:pPr>
+        <w:pStyle w:val="ListNumber"/>
+      </w:pPr>
+      <w:r>
+        <w:t>步驟 1｜評論清理與欄位標準化：整合標題、內文、星等、國家與語言欄位，並排除文字不足的評論。</w:t>
+      </w:r>
+    </w:p>
+    <w:p>
+      <w:pPr>
+        <w:pStyle w:val="ListNumber"/>
+      </w:pPr>
+      <w:r>
+        <w:t>步驟 2｜評論屬性評分：依 attribute_catalog 關鍵詞規則，將每篇評論轉為 8 個屬性分數。</w:t>
+      </w:r>
+    </w:p>
+    <w:p>
+      <w:pPr>
+        <w:pStyle w:val="ListNumber"/>
+      </w:pPr>
+      <w:r>
+        <w:t>步驟 3｜產品層級彙整：把評論層級分數聚合為產品平均分數，形成產品特徵向量。</w:t>
+      </w:r>
+    </w:p>
+    <w:p>
+      <w:pPr>
+        <w:pStyle w:val="ListNumber"/>
+      </w:pPr>
+      <w:r>
+        <w:t>步驟 4｜屬性分層（low / mid / high）：採分位或穩健切分方式，將連續分數轉為離散層級。</w:t>
+      </w:r>
+    </w:p>
+    <w:p>
+      <w:pPr>
+        <w:pStyle w:val="ListNumber"/>
+      </w:pPr>
+      <w:r>
+        <w:t>步驟 5｜虛擬變數編碼：以 low 為參照組，建立 mid/high dummy；係數可直接解讀相對於 low 的效用增減。</w:t>
+      </w:r>
+    </w:p>
+    <w:p>
+      <w:pPr>
+        <w:pStyle w:val="ListNumber"/>
+      </w:pPr>
+      <w:r>
+        <w:t>步驟 6｜建構 long-format choice data：每筆評論視為一個 choice set，40 個產品同場競爭，實際評論對應產品記為 choice=1。</w:t>
+      </w:r>
+    </w:p>
+    <w:p>
+      <w:pPr>
+        <w:pStyle w:val="ListNumber"/>
+      </w:pPr>
+      <w:r>
+        <w:t>步驟 7｜Conditional Logit 估計：以 BFGS 收斂求解，取得屬性係數、標準誤、z 值與 p 值。</w:t>
+      </w:r>
+    </w:p>
+    <w:p>
+      <w:pPr>
+        <w:pStyle w:val="ListNumber"/>
+      </w:pPr>
+      <w:r>
+        <w:t>步驟 8｜機率與策略轉換：將效用映射為選擇機率，並連結產品組合、價格與定位建議。</w:t>
+      </w:r>
+    </w:p>
+    <w:p>
+      <w:r>
+        <w:rPr>
+          <w:b/>
+        </w:rPr>
+        <w:t>表 3. Choice / Logit 模型摘要</w:t>
       </w:r>
     </w:p>
     <w:tbl>
@@ -354,6 +1010,9 @@
           </w:tcPr>
           <w:p>
             <w:r>
+              <w:rPr>
+                <w:rFonts w:ascii="標楷體" w:hAnsi="標楷體" w:eastAsia="標楷體"/>
+              </w:rPr>
               <w:t>指標</w:t>
             </w:r>
           </w:p>
@@ -365,6 +1024,9 @@
           </w:tcPr>
           <w:p>
             <w:r>
+              <w:rPr>
+                <w:rFonts w:ascii="標楷體" w:hAnsi="標楷體" w:eastAsia="標楷體"/>
+              </w:rPr>
               <w:t>數值</w:t>
             </w:r>
           </w:p>
@@ -377,7 +1039,10 @@
           </w:tcPr>
           <w:p>
             <w:r>
-              <w:t>Choice set size</w:t>
+              <w:rPr>
+                <w:rFonts w:ascii="標楷體" w:hAnsi="標楷體" w:eastAsia="標楷體"/>
+              </w:rPr>
+              <w:t>Choice set size（每次比較產品數）</w:t>
             </w:r>
           </w:p>
         </w:tc>
@@ -387,6 +1052,9 @@
           </w:tcPr>
           <w:p>
             <w:r>
+              <w:rPr>
+                <w:rFonts w:ascii="標楷體" w:hAnsi="標楷體" w:eastAsia="標楷體"/>
+              </w:rPr>
               <w:t>40.0</w:t>
             </w:r>
           </w:p>
@@ -399,7 +1067,10 @@
           </w:tcPr>
           <w:p>
             <w:r>
-              <w:t>Long-format rows</w:t>
+              <w:rPr>
+                <w:rFonts w:ascii="標楷體" w:hAnsi="標楷體" w:eastAsia="標楷體"/>
+              </w:rPr>
+              <w:t>Long-format rows（長表資料列數）</w:t>
             </w:r>
           </w:p>
         </w:tc>
@@ -409,6 +1080,9 @@
           </w:tcPr>
           <w:p>
             <w:r>
+              <w:rPr>
+                <w:rFonts w:ascii="標楷體" w:hAnsi="標楷體" w:eastAsia="標楷體"/>
+              </w:rPr>
               <w:t>284720.0</w:t>
             </w:r>
           </w:p>
@@ -421,7 +1095,10 @@
           </w:tcPr>
           <w:p>
             <w:r>
-              <w:t>Estimated reviews</w:t>
+              <w:rPr>
+                <w:rFonts w:ascii="標楷體" w:hAnsi="標楷體" w:eastAsia="標楷體"/>
+              </w:rPr>
+              <w:t>Estimated reviews（估計樣本評論數）</w:t>
             </w:r>
           </w:p>
         </w:tc>
@@ -431,6 +1108,9 @@
           </w:tcPr>
           <w:p>
             <w:r>
+              <w:rPr>
+                <w:rFonts w:ascii="標楷體" w:hAnsi="標楷體" w:eastAsia="標楷體"/>
+              </w:rPr>
               <w:t>2500.0</w:t>
             </w:r>
           </w:p>
@@ -443,6 +1123,9 @@
           </w:tcPr>
           <w:p>
             <w:r>
+              <w:rPr>
+                <w:rFonts w:ascii="標楷體" w:hAnsi="標楷體" w:eastAsia="標楷體"/>
+              </w:rPr>
               <w:t>Log-likelihood</w:t>
             </w:r>
           </w:p>
@@ -453,6 +1136,9 @@
           </w:tcPr>
           <w:p>
             <w:r>
+              <w:rPr>
+                <w:rFonts w:ascii="標楷體" w:hAnsi="標楷體" w:eastAsia="標楷體"/>
+              </w:rPr>
               <w:t>-8589.749</w:t>
             </w:r>
           </w:p>
@@ -465,6 +1151,9 @@
           </w:tcPr>
           <w:p>
             <w:r>
+              <w:rPr>
+                <w:rFonts w:ascii="標楷體" w:hAnsi="標楷體" w:eastAsia="標楷體"/>
+              </w:rPr>
               <w:t>Null log-likelihood</w:t>
             </w:r>
           </w:p>
@@ -475,6 +1164,9 @@
           </w:tcPr>
           <w:p>
             <w:r>
+              <w:rPr>
+                <w:rFonts w:ascii="標楷體" w:hAnsi="標楷體" w:eastAsia="標楷體"/>
+              </w:rPr>
               <w:t>-26257.444</w:t>
             </w:r>
           </w:p>
@@ -487,6 +1179,9 @@
           </w:tcPr>
           <w:p>
             <w:r>
+              <w:rPr>
+                <w:rFonts w:ascii="標楷體" w:hAnsi="標楷體" w:eastAsia="標楷體"/>
+              </w:rPr>
               <w:t>McFadden pseudo R²</w:t>
             </w:r>
           </w:p>
@@ -497,6 +1192,9 @@
           </w:tcPr>
           <w:p>
             <w:r>
+              <w:rPr>
+                <w:rFonts w:ascii="標楷體" w:hAnsi="標楷體" w:eastAsia="標楷體"/>
+              </w:rPr>
               <w:t>0.6729</w:t>
             </w:r>
           </w:p>
@@ -509,6 +1207,9 @@
           </w:tcPr>
           <w:p>
             <w:r>
+              <w:rPr>
+                <w:rFonts w:ascii="標楷體" w:hAnsi="標楷體" w:eastAsia="標楷體"/>
+              </w:rPr>
               <w:t>Top-1 hit rate</w:t>
             </w:r>
           </w:p>
@@ -519,6 +1220,9 @@
           </w:tcPr>
           <w:p>
             <w:r>
+              <w:rPr>
+                <w:rFonts w:ascii="標楷體" w:hAnsi="標楷體" w:eastAsia="標楷體"/>
+              </w:rPr>
               <w:t>0.0701</w:t>
             </w:r>
           </w:p>
@@ -528,19 +1232,29 @@
     <w:p>
       <w:r>
         <w:rPr>
+          <w:rFonts w:ascii="標楷體" w:hAnsi="標楷體" w:eastAsia="標楷體"/>
           <w:b w:val="0"/>
           <w:i w:val="0"/>
         </w:rPr>
-        <w:t>本模型將每一筆評論視為一次購買情境，實際評論對應產品設為 1，其餘產品設為 0。產品屬性先彙整為產品層級分數，再切分為 low / mid / high 三階，並以 low 作為參照組。</w:t>
+        <w:t>McFadden pseudo R² = 0.6729，代表模型相對於隨機基準有顯著解釋力；Top-1 hit rate 受 choice set 規模影響較大，應與 pseudo R² 併讀，不宜單獨判斷模型品質。</w:t>
+      </w:r>
+    </w:p>
+    <w:p>
+      <w:pPr>
+        <w:pStyle w:val="Heading1"/>
+      </w:pPr>
+      <w:r>
+        <w:t>6. 聯合分析係數結果（含中文註解）</w:t>
       </w:r>
     </w:p>
     <w:p>
       <w:r>
         <w:rPr>
+          <w:rFonts w:ascii="標楷體" w:hAnsi="標楷體" w:eastAsia="標楷體"/>
           <w:b w:val="0"/>
           <w:i w:val="0"/>
         </w:rPr>
-        <w:t>估計結果顯示，整體易用性、價格價值感、刀片鋒利度、防水與充電便利性，都是正向且具影響力的購買驅動因子；相反地，過度複雜的可調式導梳設計與明顯的拉毛問題則呈現負效用。</w:t>
+        <w:t>係數表已補上屬性中英文與中文備註，便於技術團隊、行銷團隊與管理層對齊。方向為正向代表相對於 low 層級可提升選擇機率；方向為負向則代表降低吸引力。</w:t>
       </w:r>
     </w:p>
     <w:p>
@@ -548,7 +1262,2329 @@
         <w:rPr>
           <w:b/>
         </w:rPr>
-        <w:t>表 3. Conditional Logit 係數表</w:t>
+        <w:t>表 4. Conditional Logit 係數表（中英屬性註解）</w:t>
+      </w:r>
+    </w:p>
+    <w:tbl>
+      <w:tblPr>
+        <w:tblStyle w:val="TableGrid"/>
+        <w:tblW w:type="auto" w:w="0"/>
+        <w:tblLook w:firstColumn="1" w:firstRow="1" w:lastColumn="0" w:lastRow="0" w:noHBand="0" w:noVBand="1" w:val="04A0"/>
+      </w:tblPr>
+      <w:tblGrid>
+        <w:gridCol w:w="1008"/>
+        <w:gridCol w:w="1008"/>
+        <w:gridCol w:w="1008"/>
+        <w:gridCol w:w="1008"/>
+        <w:gridCol w:w="1008"/>
+        <w:gridCol w:w="1008"/>
+        <w:gridCol w:w="1008"/>
+        <w:gridCol w:w="1008"/>
+        <w:gridCol w:w="1008"/>
+        <w:gridCol w:w="1008"/>
+      </w:tblGrid>
+      <w:tr>
+        <w:trPr>
+          <w:tblHeader w:val="true"/>
+        </w:trPr>
+        <w:tc>
+          <w:tcPr>
+            <w:tcW w:type="dxa" w:w="1008"/>
+            <w:shd w:fill="D9EAF7"/>
+          </w:tcPr>
+          <w:p>
+            <w:r>
+              <w:rPr>
+                <w:rFonts w:ascii="標楷體" w:hAnsi="標楷體" w:eastAsia="標楷體"/>
+              </w:rPr>
+              <w:t>屬性代碼</w:t>
+            </w:r>
+          </w:p>
+        </w:tc>
+        <w:tc>
+          <w:tcPr>
+            <w:tcW w:type="dxa" w:w="1008"/>
+            <w:shd w:fill="D9EAF7"/>
+          </w:tcPr>
+          <w:p>
+            <w:r>
+              <w:rPr>
+                <w:rFonts w:ascii="標楷體" w:hAnsi="標楷體" w:eastAsia="標楷體"/>
+              </w:rPr>
+              <w:t>英文屬性</w:t>
+            </w:r>
+          </w:p>
+        </w:tc>
+        <w:tc>
+          <w:tcPr>
+            <w:tcW w:type="dxa" w:w="1008"/>
+            <w:shd w:fill="D9EAF7"/>
+          </w:tcPr>
+          <w:p>
+            <w:r>
+              <w:rPr>
+                <w:rFonts w:ascii="標楷體" w:hAnsi="標楷體" w:eastAsia="標楷體"/>
+              </w:rPr>
+              <w:t>中文備註</w:t>
+            </w:r>
+          </w:p>
+        </w:tc>
+        <w:tc>
+          <w:tcPr>
+            <w:tcW w:type="dxa" w:w="1008"/>
+            <w:shd w:fill="D9EAF7"/>
+          </w:tcPr>
+          <w:p>
+            <w:r>
+              <w:rPr>
+                <w:rFonts w:ascii="標楷體" w:hAnsi="標楷體" w:eastAsia="標楷體"/>
+              </w:rPr>
+              <w:t>水準</w:t>
+            </w:r>
+          </w:p>
+        </w:tc>
+        <w:tc>
+          <w:tcPr>
+            <w:tcW w:type="dxa" w:w="1008"/>
+            <w:shd w:fill="D9EAF7"/>
+          </w:tcPr>
+          <w:p>
+            <w:r>
+              <w:rPr>
+                <w:rFonts w:ascii="標楷體" w:hAnsi="標楷體" w:eastAsia="標楷體"/>
+              </w:rPr>
+              <w:t>係數</w:t>
+            </w:r>
+          </w:p>
+        </w:tc>
+        <w:tc>
+          <w:tcPr>
+            <w:tcW w:type="dxa" w:w="1008"/>
+            <w:shd w:fill="D9EAF7"/>
+          </w:tcPr>
+          <w:p>
+            <w:r>
+              <w:rPr>
+                <w:rFonts w:ascii="標楷體" w:hAnsi="標楷體" w:eastAsia="標楷體"/>
+              </w:rPr>
+              <w:t>標準誤</w:t>
+            </w:r>
+          </w:p>
+        </w:tc>
+        <w:tc>
+          <w:tcPr>
+            <w:tcW w:type="dxa" w:w="1008"/>
+            <w:shd w:fill="D9EAF7"/>
+          </w:tcPr>
+          <w:p>
+            <w:r>
+              <w:rPr>
+                <w:rFonts w:ascii="標楷體" w:hAnsi="標楷體" w:eastAsia="標楷體"/>
+              </w:rPr>
+              <w:t>z 值</w:t>
+            </w:r>
+          </w:p>
+        </w:tc>
+        <w:tc>
+          <w:tcPr>
+            <w:tcW w:type="dxa" w:w="1008"/>
+            <w:shd w:fill="D9EAF7"/>
+          </w:tcPr>
+          <w:p>
+            <w:r>
+              <w:rPr>
+                <w:rFonts w:ascii="標楷體" w:hAnsi="標楷體" w:eastAsia="標楷體"/>
+              </w:rPr>
+              <w:t>p 值</w:t>
+            </w:r>
+          </w:p>
+        </w:tc>
+        <w:tc>
+          <w:tcPr>
+            <w:tcW w:type="dxa" w:w="1008"/>
+            <w:shd w:fill="D9EAF7"/>
+          </w:tcPr>
+          <w:p>
+            <w:r>
+              <w:rPr>
+                <w:rFonts w:ascii="標楷體" w:hAnsi="標楷體" w:eastAsia="標楷體"/>
+              </w:rPr>
+              <w:t>Odds Ratio</w:t>
+            </w:r>
+          </w:p>
+        </w:tc>
+        <w:tc>
+          <w:tcPr>
+            <w:tcW w:type="dxa" w:w="1008"/>
+            <w:shd w:fill="D9EAF7"/>
+          </w:tcPr>
+          <w:p>
+            <w:r>
+              <w:rPr>
+                <w:rFonts w:ascii="標楷體" w:hAnsi="標楷體" w:eastAsia="標楷體"/>
+              </w:rPr>
+              <w:t>方向</w:t>
+            </w:r>
+          </w:p>
+        </w:tc>
+      </w:tr>
+      <w:tr>
+        <w:tc>
+          <w:tcPr>
+            <w:tcW w:type="dxa" w:w="1008"/>
+          </w:tcPr>
+          <w:p>
+            <w:r>
+              <w:rPr>
+                <w:rFonts w:ascii="標楷體" w:hAnsi="標楷體" w:eastAsia="標楷體"/>
+              </w:rPr>
+              <w:t>ease_of_use_overall</w:t>
+            </w:r>
+          </w:p>
+        </w:tc>
+        <w:tc>
+          <w:tcPr>
+            <w:tcW w:type="dxa" w:w="1008"/>
+          </w:tcPr>
+          <w:p>
+            <w:r>
+              <w:rPr>
+                <w:rFonts w:ascii="標楷體" w:hAnsi="標楷體" w:eastAsia="標楷體"/>
+              </w:rPr>
+              <w:t>Ease of Use (Overall)</w:t>
+            </w:r>
+          </w:p>
+        </w:tc>
+        <w:tc>
+          <w:tcPr>
+            <w:tcW w:type="dxa" w:w="1008"/>
+          </w:tcPr>
+          <w:p>
+            <w:r>
+              <w:rPr>
+                <w:rFonts w:ascii="標楷體" w:hAnsi="標楷體" w:eastAsia="標楷體"/>
+              </w:rPr>
+              <w:t>整體易用性</w:t>
+            </w:r>
+          </w:p>
+        </w:tc>
+        <w:tc>
+          <w:tcPr>
+            <w:tcW w:type="dxa" w:w="1008"/>
+          </w:tcPr>
+          <w:p>
+            <w:r>
+              <w:rPr>
+                <w:rFonts w:ascii="標楷體" w:hAnsi="標楷體" w:eastAsia="標楷體"/>
+              </w:rPr>
+              <w:t>高階(high)</w:t>
+            </w:r>
+          </w:p>
+        </w:tc>
+        <w:tc>
+          <w:tcPr>
+            <w:tcW w:type="dxa" w:w="1008"/>
+          </w:tcPr>
+          <w:p>
+            <w:r>
+              <w:rPr>
+                <w:rFonts w:ascii="標楷體" w:hAnsi="標楷體" w:eastAsia="標楷體"/>
+              </w:rPr>
+              <w:t>2.032</w:t>
+            </w:r>
+          </w:p>
+        </w:tc>
+        <w:tc>
+          <w:tcPr>
+            <w:tcW w:type="dxa" w:w="1008"/>
+          </w:tcPr>
+          <w:p>
+            <w:r>
+              <w:rPr>
+                <w:rFonts w:ascii="標楷體" w:hAnsi="標楷體" w:eastAsia="標楷體"/>
+              </w:rPr>
+              <w:t>0.1709</w:t>
+            </w:r>
+          </w:p>
+        </w:tc>
+        <w:tc>
+          <w:tcPr>
+            <w:tcW w:type="dxa" w:w="1008"/>
+          </w:tcPr>
+          <w:p>
+            <w:r>
+              <w:rPr>
+                <w:rFonts w:ascii="標楷體" w:hAnsi="標楷體" w:eastAsia="標楷體"/>
+              </w:rPr>
+              <w:t>11.89</w:t>
+            </w:r>
+          </w:p>
+        </w:tc>
+        <w:tc>
+          <w:tcPr>
+            <w:tcW w:type="dxa" w:w="1008"/>
+          </w:tcPr>
+          <w:p>
+            <w:r>
+              <w:rPr>
+                <w:rFonts w:ascii="標楷體" w:hAnsi="標楷體" w:eastAsia="標楷體"/>
+              </w:rPr>
+              <w:t>1.333e-32</w:t>
+            </w:r>
+          </w:p>
+        </w:tc>
+        <w:tc>
+          <w:tcPr>
+            <w:tcW w:type="dxa" w:w="1008"/>
+          </w:tcPr>
+          <w:p>
+            <w:r>
+              <w:rPr>
+                <w:rFonts w:ascii="標楷體" w:hAnsi="標楷體" w:eastAsia="標楷體"/>
+              </w:rPr>
+              <w:t>7.63</w:t>
+            </w:r>
+          </w:p>
+        </w:tc>
+        <w:tc>
+          <w:tcPr>
+            <w:tcW w:type="dxa" w:w="1008"/>
+          </w:tcPr>
+          <w:p>
+            <w:r>
+              <w:rPr>
+                <w:rFonts w:ascii="標楷體" w:hAnsi="標楷體" w:eastAsia="標楷體"/>
+              </w:rPr>
+              <w:t>正向</w:t>
+            </w:r>
+          </w:p>
+        </w:tc>
+      </w:tr>
+      <w:tr>
+        <w:tc>
+          <w:tcPr>
+            <w:tcW w:type="dxa" w:w="1008"/>
+          </w:tcPr>
+          <w:p>
+            <w:r>
+              <w:rPr>
+                <w:rFonts w:ascii="標楷體" w:hAnsi="標楷體" w:eastAsia="標楷體"/>
+              </w:rPr>
+              <w:t>price_value_ratio</w:t>
+            </w:r>
+          </w:p>
+        </w:tc>
+        <w:tc>
+          <w:tcPr>
+            <w:tcW w:type="dxa" w:w="1008"/>
+          </w:tcPr>
+          <w:p>
+            <w:r>
+              <w:rPr>
+                <w:rFonts w:ascii="標楷體" w:hAnsi="標楷體" w:eastAsia="標楷體"/>
+              </w:rPr>
+              <w:t>Price-to-Value Ratio</w:t>
+            </w:r>
+          </w:p>
+        </w:tc>
+        <w:tc>
+          <w:tcPr>
+            <w:tcW w:type="dxa" w:w="1008"/>
+          </w:tcPr>
+          <w:p>
+            <w:r>
+              <w:rPr>
+                <w:rFonts w:ascii="標楷體" w:hAnsi="標楷體" w:eastAsia="標楷體"/>
+              </w:rPr>
+              <w:t>性價比</w:t>
+            </w:r>
+          </w:p>
+        </w:tc>
+        <w:tc>
+          <w:tcPr>
+            <w:tcW w:type="dxa" w:w="1008"/>
+          </w:tcPr>
+          <w:p>
+            <w:r>
+              <w:rPr>
+                <w:rFonts w:ascii="標楷體" w:hAnsi="標楷體" w:eastAsia="標楷體"/>
+              </w:rPr>
+              <w:t>高階(high)</w:t>
+            </w:r>
+          </w:p>
+        </w:tc>
+        <w:tc>
+          <w:tcPr>
+            <w:tcW w:type="dxa" w:w="1008"/>
+          </w:tcPr>
+          <w:p>
+            <w:r>
+              <w:rPr>
+                <w:rFonts w:ascii="標楷體" w:hAnsi="標楷體" w:eastAsia="標楷體"/>
+              </w:rPr>
+              <w:t>1.2132</w:t>
+            </w:r>
+          </w:p>
+        </w:tc>
+        <w:tc>
+          <w:tcPr>
+            <w:tcW w:type="dxa" w:w="1008"/>
+          </w:tcPr>
+          <w:p>
+            <w:r>
+              <w:rPr>
+                <w:rFonts w:ascii="標楷體" w:hAnsi="標楷體" w:eastAsia="標楷體"/>
+              </w:rPr>
+              <w:t>0.1508</w:t>
+            </w:r>
+          </w:p>
+        </w:tc>
+        <w:tc>
+          <w:tcPr>
+            <w:tcW w:type="dxa" w:w="1008"/>
+          </w:tcPr>
+          <w:p>
+            <w:r>
+              <w:rPr>
+                <w:rFonts w:ascii="標楷體" w:hAnsi="標楷體" w:eastAsia="標楷體"/>
+              </w:rPr>
+              <w:t>8.043</w:t>
+            </w:r>
+          </w:p>
+        </w:tc>
+        <w:tc>
+          <w:tcPr>
+            <w:tcW w:type="dxa" w:w="1008"/>
+          </w:tcPr>
+          <w:p>
+            <w:r>
+              <w:rPr>
+                <w:rFonts w:ascii="標楷體" w:hAnsi="標楷體" w:eastAsia="標楷體"/>
+              </w:rPr>
+              <w:t>8.753e-16</w:t>
+            </w:r>
+          </w:p>
+        </w:tc>
+        <w:tc>
+          <w:tcPr>
+            <w:tcW w:type="dxa" w:w="1008"/>
+          </w:tcPr>
+          <w:p>
+            <w:r>
+              <w:rPr>
+                <w:rFonts w:ascii="標楷體" w:hAnsi="標楷體" w:eastAsia="標楷體"/>
+              </w:rPr>
+              <w:t>3.364</w:t>
+            </w:r>
+          </w:p>
+        </w:tc>
+        <w:tc>
+          <w:tcPr>
+            <w:tcW w:type="dxa" w:w="1008"/>
+          </w:tcPr>
+          <w:p>
+            <w:r>
+              <w:rPr>
+                <w:rFonts w:ascii="標楷體" w:hAnsi="標楷體" w:eastAsia="標楷體"/>
+              </w:rPr>
+              <w:t>正向</w:t>
+            </w:r>
+          </w:p>
+        </w:tc>
+      </w:tr>
+      <w:tr>
+        <w:tc>
+          <w:tcPr>
+            <w:tcW w:type="dxa" w:w="1008"/>
+          </w:tcPr>
+          <w:p>
+            <w:r>
+              <w:rPr>
+                <w:rFonts w:ascii="標楷體" w:hAnsi="標楷體" w:eastAsia="標楷體"/>
+              </w:rPr>
+              <w:t>waterproof_rating_ipx8</w:t>
+            </w:r>
+          </w:p>
+        </w:tc>
+        <w:tc>
+          <w:tcPr>
+            <w:tcW w:type="dxa" w:w="1008"/>
+          </w:tcPr>
+          <w:p>
+            <w:r>
+              <w:rPr>
+                <w:rFonts w:ascii="標楷體" w:hAnsi="標楷體" w:eastAsia="標楷體"/>
+              </w:rPr>
+              <w:t>IPX8 Waterproof Rating</w:t>
+            </w:r>
+          </w:p>
+        </w:tc>
+        <w:tc>
+          <w:tcPr>
+            <w:tcW w:type="dxa" w:w="1008"/>
+          </w:tcPr>
+          <w:p>
+            <w:r>
+              <w:rPr>
+                <w:rFonts w:ascii="標楷體" w:hAnsi="標楷體" w:eastAsia="標楷體"/>
+              </w:rPr>
+              <w:t>IPX8防水等級</w:t>
+            </w:r>
+          </w:p>
+        </w:tc>
+        <w:tc>
+          <w:tcPr>
+            <w:tcW w:type="dxa" w:w="1008"/>
+          </w:tcPr>
+          <w:p>
+            <w:r>
+              <w:rPr>
+                <w:rFonts w:ascii="標楷體" w:hAnsi="標楷體" w:eastAsia="標楷體"/>
+              </w:rPr>
+              <w:t>中階(mid)</w:t>
+            </w:r>
+          </w:p>
+        </w:tc>
+        <w:tc>
+          <w:tcPr>
+            <w:tcW w:type="dxa" w:w="1008"/>
+          </w:tcPr>
+          <w:p>
+            <w:r>
+              <w:rPr>
+                <w:rFonts w:ascii="標楷體" w:hAnsi="標楷體" w:eastAsia="標楷體"/>
+              </w:rPr>
+              <w:t>0.8938</w:t>
+            </w:r>
+          </w:p>
+        </w:tc>
+        <w:tc>
+          <w:tcPr>
+            <w:tcW w:type="dxa" w:w="1008"/>
+          </w:tcPr>
+          <w:p>
+            <w:r>
+              <w:rPr>
+                <w:rFonts w:ascii="標楷體" w:hAnsi="標楷體" w:eastAsia="標楷體"/>
+              </w:rPr>
+              <w:t>0.0775</w:t>
+            </w:r>
+          </w:p>
+        </w:tc>
+        <w:tc>
+          <w:tcPr>
+            <w:tcW w:type="dxa" w:w="1008"/>
+          </w:tcPr>
+          <w:p>
+            <w:r>
+              <w:rPr>
+                <w:rFonts w:ascii="標楷體" w:hAnsi="標楷體" w:eastAsia="標楷體"/>
+              </w:rPr>
+              <w:t>11.529</w:t>
+            </w:r>
+          </w:p>
+        </w:tc>
+        <w:tc>
+          <w:tcPr>
+            <w:tcW w:type="dxa" w:w="1008"/>
+          </w:tcPr>
+          <w:p>
+            <w:r>
+              <w:rPr>
+                <w:rFonts w:ascii="標楷體" w:hAnsi="標楷體" w:eastAsia="標楷體"/>
+              </w:rPr>
+              <w:t>9.432e-31</w:t>
+            </w:r>
+          </w:p>
+        </w:tc>
+        <w:tc>
+          <w:tcPr>
+            <w:tcW w:type="dxa" w:w="1008"/>
+          </w:tcPr>
+          <w:p>
+            <w:r>
+              <w:rPr>
+                <w:rFonts w:ascii="標楷體" w:hAnsi="標楷體" w:eastAsia="標楷體"/>
+              </w:rPr>
+              <w:t>2.444</w:t>
+            </w:r>
+          </w:p>
+        </w:tc>
+        <w:tc>
+          <w:tcPr>
+            <w:tcW w:type="dxa" w:w="1008"/>
+          </w:tcPr>
+          <w:p>
+            <w:r>
+              <w:rPr>
+                <w:rFonts w:ascii="標楷體" w:hAnsi="標楷體" w:eastAsia="標楷體"/>
+              </w:rPr>
+              <w:t>正向</w:t>
+            </w:r>
+          </w:p>
+        </w:tc>
+      </w:tr>
+      <w:tr>
+        <w:tc>
+          <w:tcPr>
+            <w:tcW w:type="dxa" w:w="1008"/>
+          </w:tcPr>
+          <w:p>
+            <w:r>
+              <w:rPr>
+                <w:rFonts w:ascii="標楷體" w:hAnsi="標楷體" w:eastAsia="標楷體"/>
+              </w:rPr>
+              <w:t>blade_sharpness</w:t>
+            </w:r>
+          </w:p>
+        </w:tc>
+        <w:tc>
+          <w:tcPr>
+            <w:tcW w:type="dxa" w:w="1008"/>
+          </w:tcPr>
+          <w:p>
+            <w:r>
+              <w:rPr>
+                <w:rFonts w:ascii="標楷體" w:hAnsi="標楷體" w:eastAsia="標楷體"/>
+              </w:rPr>
+              <w:t>Blade Sharpness</w:t>
+            </w:r>
+          </w:p>
+        </w:tc>
+        <w:tc>
+          <w:tcPr>
+            <w:tcW w:type="dxa" w:w="1008"/>
+          </w:tcPr>
+          <w:p>
+            <w:r>
+              <w:rPr>
+                <w:rFonts w:ascii="標楷體" w:hAnsi="標楷體" w:eastAsia="標楷體"/>
+              </w:rPr>
+              <w:t>刀片鋒利度</w:t>
+            </w:r>
+          </w:p>
+        </w:tc>
+        <w:tc>
+          <w:tcPr>
+            <w:tcW w:type="dxa" w:w="1008"/>
+          </w:tcPr>
+          <w:p>
+            <w:r>
+              <w:rPr>
+                <w:rFonts w:ascii="標楷體" w:hAnsi="標楷體" w:eastAsia="標楷體"/>
+              </w:rPr>
+              <w:t>高階(high)</w:t>
+            </w:r>
+          </w:p>
+        </w:tc>
+        <w:tc>
+          <w:tcPr>
+            <w:tcW w:type="dxa" w:w="1008"/>
+          </w:tcPr>
+          <w:p>
+            <w:r>
+              <w:rPr>
+                <w:rFonts w:ascii="標楷體" w:hAnsi="標楷體" w:eastAsia="標楷體"/>
+              </w:rPr>
+              <w:t>0.8915</w:t>
+            </w:r>
+          </w:p>
+        </w:tc>
+        <w:tc>
+          <w:tcPr>
+            <w:tcW w:type="dxa" w:w="1008"/>
+          </w:tcPr>
+          <w:p>
+            <w:r>
+              <w:rPr>
+                <w:rFonts w:ascii="標楷體" w:hAnsi="標楷體" w:eastAsia="標楷體"/>
+              </w:rPr>
+              <w:t>0.2069</w:t>
+            </w:r>
+          </w:p>
+        </w:tc>
+        <w:tc>
+          <w:tcPr>
+            <w:tcW w:type="dxa" w:w="1008"/>
+          </w:tcPr>
+          <w:p>
+            <w:r>
+              <w:rPr>
+                <w:rFonts w:ascii="標楷體" w:hAnsi="標楷體" w:eastAsia="標楷體"/>
+              </w:rPr>
+              <w:t>4.309</w:t>
+            </w:r>
+          </w:p>
+        </w:tc>
+        <w:tc>
+          <w:tcPr>
+            <w:tcW w:type="dxa" w:w="1008"/>
+          </w:tcPr>
+          <w:p>
+            <w:r>
+              <w:rPr>
+                <w:rFonts w:ascii="標楷體" w:hAnsi="標楷體" w:eastAsia="標楷體"/>
+              </w:rPr>
+              <w:t>1.639e-05</w:t>
+            </w:r>
+          </w:p>
+        </w:tc>
+        <w:tc>
+          <w:tcPr>
+            <w:tcW w:type="dxa" w:w="1008"/>
+          </w:tcPr>
+          <w:p>
+            <w:r>
+              <w:rPr>
+                <w:rFonts w:ascii="標楷體" w:hAnsi="標楷體" w:eastAsia="標楷體"/>
+              </w:rPr>
+              <w:t>2.439</w:t>
+            </w:r>
+          </w:p>
+        </w:tc>
+        <w:tc>
+          <w:tcPr>
+            <w:tcW w:type="dxa" w:w="1008"/>
+          </w:tcPr>
+          <w:p>
+            <w:r>
+              <w:rPr>
+                <w:rFonts w:ascii="標楷體" w:hAnsi="標楷體" w:eastAsia="標楷體"/>
+              </w:rPr>
+              <w:t>正向</w:t>
+            </w:r>
+          </w:p>
+        </w:tc>
+      </w:tr>
+      <w:tr>
+        <w:tc>
+          <w:tcPr>
+            <w:tcW w:type="dxa" w:w="1008"/>
+          </w:tcPr>
+          <w:p>
+            <w:r>
+              <w:rPr>
+                <w:rFonts w:ascii="標楷體" w:hAnsi="標楷體" w:eastAsia="標楷體"/>
+              </w:rPr>
+              <w:t>rechargeable_design</w:t>
+            </w:r>
+          </w:p>
+        </w:tc>
+        <w:tc>
+          <w:tcPr>
+            <w:tcW w:type="dxa" w:w="1008"/>
+          </w:tcPr>
+          <w:p>
+            <w:r>
+              <w:rPr>
+                <w:rFonts w:ascii="標楷體" w:hAnsi="標楷體" w:eastAsia="標楷體"/>
+              </w:rPr>
+              <w:t>Rechargeable Design</w:t>
+            </w:r>
+          </w:p>
+        </w:tc>
+        <w:tc>
+          <w:tcPr>
+            <w:tcW w:type="dxa" w:w="1008"/>
+          </w:tcPr>
+          <w:p>
+            <w:r>
+              <w:rPr>
+                <w:rFonts w:ascii="標楷體" w:hAnsi="標楷體" w:eastAsia="標楷體"/>
+              </w:rPr>
+              <w:t>充電式設計</w:t>
+            </w:r>
+          </w:p>
+        </w:tc>
+        <w:tc>
+          <w:tcPr>
+            <w:tcW w:type="dxa" w:w="1008"/>
+          </w:tcPr>
+          <w:p>
+            <w:r>
+              <w:rPr>
+                <w:rFonts w:ascii="標楷體" w:hAnsi="標楷體" w:eastAsia="標楷體"/>
+              </w:rPr>
+              <w:t>中階(mid)</w:t>
+            </w:r>
+          </w:p>
+        </w:tc>
+        <w:tc>
+          <w:tcPr>
+            <w:tcW w:type="dxa" w:w="1008"/>
+          </w:tcPr>
+          <w:p>
+            <w:r>
+              <w:rPr>
+                <w:rFonts w:ascii="標楷體" w:hAnsi="標楷體" w:eastAsia="標楷體"/>
+              </w:rPr>
+              <w:t>0.6162</w:t>
+            </w:r>
+          </w:p>
+        </w:tc>
+        <w:tc>
+          <w:tcPr>
+            <w:tcW w:type="dxa" w:w="1008"/>
+          </w:tcPr>
+          <w:p>
+            <w:r>
+              <w:rPr>
+                <w:rFonts w:ascii="標楷體" w:hAnsi="標楷體" w:eastAsia="標楷體"/>
+              </w:rPr>
+              <w:t>0.0888</w:t>
+            </w:r>
+          </w:p>
+        </w:tc>
+        <w:tc>
+          <w:tcPr>
+            <w:tcW w:type="dxa" w:w="1008"/>
+          </w:tcPr>
+          <w:p>
+            <w:r>
+              <w:rPr>
+                <w:rFonts w:ascii="標楷體" w:hAnsi="標楷體" w:eastAsia="標楷體"/>
+              </w:rPr>
+              <w:t>6.942</w:t>
+            </w:r>
+          </w:p>
+        </w:tc>
+        <w:tc>
+          <w:tcPr>
+            <w:tcW w:type="dxa" w:w="1008"/>
+          </w:tcPr>
+          <w:p>
+            <w:r>
+              <w:rPr>
+                <w:rFonts w:ascii="標楷體" w:hAnsi="標楷體" w:eastAsia="標楷體"/>
+              </w:rPr>
+              <w:t>3.869e-12</w:t>
+            </w:r>
+          </w:p>
+        </w:tc>
+        <w:tc>
+          <w:tcPr>
+            <w:tcW w:type="dxa" w:w="1008"/>
+          </w:tcPr>
+          <w:p>
+            <w:r>
+              <w:rPr>
+                <w:rFonts w:ascii="標楷體" w:hAnsi="標楷體" w:eastAsia="標楷體"/>
+              </w:rPr>
+              <w:t>1.852</w:t>
+            </w:r>
+          </w:p>
+        </w:tc>
+        <w:tc>
+          <w:tcPr>
+            <w:tcW w:type="dxa" w:w="1008"/>
+          </w:tcPr>
+          <w:p>
+            <w:r>
+              <w:rPr>
+                <w:rFonts w:ascii="標楷體" w:hAnsi="標楷體" w:eastAsia="標楷體"/>
+              </w:rPr>
+              <w:t>正向</w:t>
+            </w:r>
+          </w:p>
+        </w:tc>
+      </w:tr>
+      <w:tr>
+        <w:tc>
+          <w:tcPr>
+            <w:tcW w:type="dxa" w:w="1008"/>
+          </w:tcPr>
+          <w:p>
+            <w:r>
+              <w:rPr>
+                <w:rFonts w:ascii="標楷體" w:hAnsi="標楷體" w:eastAsia="標楷體"/>
+              </w:rPr>
+              <w:t>motor_power_rpm</w:t>
+            </w:r>
+          </w:p>
+        </w:tc>
+        <w:tc>
+          <w:tcPr>
+            <w:tcW w:type="dxa" w:w="1008"/>
+          </w:tcPr>
+          <w:p>
+            <w:r>
+              <w:rPr>
+                <w:rFonts w:ascii="標楷體" w:hAnsi="標楷體" w:eastAsia="標楷體"/>
+              </w:rPr>
+              <w:t>Motor Power / Speed</w:t>
+            </w:r>
+          </w:p>
+        </w:tc>
+        <w:tc>
+          <w:tcPr>
+            <w:tcW w:type="dxa" w:w="1008"/>
+          </w:tcPr>
+          <w:p>
+            <w:r>
+              <w:rPr>
+                <w:rFonts w:ascii="標楷體" w:hAnsi="標楷體" w:eastAsia="標楷體"/>
+              </w:rPr>
+              <w:t>馬達功率轉速</w:t>
+            </w:r>
+          </w:p>
+        </w:tc>
+        <w:tc>
+          <w:tcPr>
+            <w:tcW w:type="dxa" w:w="1008"/>
+          </w:tcPr>
+          <w:p>
+            <w:r>
+              <w:rPr>
+                <w:rFonts w:ascii="標楷體" w:hAnsi="標楷體" w:eastAsia="標楷體"/>
+              </w:rPr>
+              <w:t>高階(high)</w:t>
+            </w:r>
+          </w:p>
+        </w:tc>
+        <w:tc>
+          <w:tcPr>
+            <w:tcW w:type="dxa" w:w="1008"/>
+          </w:tcPr>
+          <w:p>
+            <w:r>
+              <w:rPr>
+                <w:rFonts w:ascii="標楷體" w:hAnsi="標楷體" w:eastAsia="標楷體"/>
+              </w:rPr>
+              <w:t>0.5415</w:t>
+            </w:r>
+          </w:p>
+        </w:tc>
+        <w:tc>
+          <w:tcPr>
+            <w:tcW w:type="dxa" w:w="1008"/>
+          </w:tcPr>
+          <w:p>
+            <w:r>
+              <w:rPr>
+                <w:rFonts w:ascii="標楷體" w:hAnsi="標楷體" w:eastAsia="標楷體"/>
+              </w:rPr>
+              <w:t>0.1705</w:t>
+            </w:r>
+          </w:p>
+        </w:tc>
+        <w:tc>
+          <w:tcPr>
+            <w:tcW w:type="dxa" w:w="1008"/>
+          </w:tcPr>
+          <w:p>
+            <w:r>
+              <w:rPr>
+                <w:rFonts w:ascii="標楷體" w:hAnsi="標楷體" w:eastAsia="標楷體"/>
+              </w:rPr>
+              <w:t>3.175</w:t>
+            </w:r>
+          </w:p>
+        </w:tc>
+        <w:tc>
+          <w:tcPr>
+            <w:tcW w:type="dxa" w:w="1008"/>
+          </w:tcPr>
+          <w:p>
+            <w:r>
+              <w:rPr>
+                <w:rFonts w:ascii="標楷體" w:hAnsi="標楷體" w:eastAsia="標楷體"/>
+              </w:rPr>
+              <w:t>0.001496</w:t>
+            </w:r>
+          </w:p>
+        </w:tc>
+        <w:tc>
+          <w:tcPr>
+            <w:tcW w:type="dxa" w:w="1008"/>
+          </w:tcPr>
+          <w:p>
+            <w:r>
+              <w:rPr>
+                <w:rFonts w:ascii="標楷體" w:hAnsi="標楷體" w:eastAsia="標楷體"/>
+              </w:rPr>
+              <w:t>1.719</w:t>
+            </w:r>
+          </w:p>
+        </w:tc>
+        <w:tc>
+          <w:tcPr>
+            <w:tcW w:type="dxa" w:w="1008"/>
+          </w:tcPr>
+          <w:p>
+            <w:r>
+              <w:rPr>
+                <w:rFonts w:ascii="標楷體" w:hAnsi="標楷體" w:eastAsia="標楷體"/>
+              </w:rPr>
+              <w:t>正向</w:t>
+            </w:r>
+          </w:p>
+        </w:tc>
+      </w:tr>
+      <w:tr>
+        <w:tc>
+          <w:tcPr>
+            <w:tcW w:type="dxa" w:w="1008"/>
+          </w:tcPr>
+          <w:p>
+            <w:r>
+              <w:rPr>
+                <w:rFonts w:ascii="標楷體" w:hAnsi="標楷體" w:eastAsia="標楷體"/>
+              </w:rPr>
+              <w:t>ease_of_use_overall</w:t>
+            </w:r>
+          </w:p>
+        </w:tc>
+        <w:tc>
+          <w:tcPr>
+            <w:tcW w:type="dxa" w:w="1008"/>
+          </w:tcPr>
+          <w:p>
+            <w:r>
+              <w:rPr>
+                <w:rFonts w:ascii="標楷體" w:hAnsi="標楷體" w:eastAsia="標楷體"/>
+              </w:rPr>
+              <w:t>Ease of Use (Overall)</w:t>
+            </w:r>
+          </w:p>
+        </w:tc>
+        <w:tc>
+          <w:tcPr>
+            <w:tcW w:type="dxa" w:w="1008"/>
+          </w:tcPr>
+          <w:p>
+            <w:r>
+              <w:rPr>
+                <w:rFonts w:ascii="標楷體" w:hAnsi="標楷體" w:eastAsia="標楷體"/>
+              </w:rPr>
+              <w:t>整體易用性</w:t>
+            </w:r>
+          </w:p>
+        </w:tc>
+        <w:tc>
+          <w:tcPr>
+            <w:tcW w:type="dxa" w:w="1008"/>
+          </w:tcPr>
+          <w:p>
+            <w:r>
+              <w:rPr>
+                <w:rFonts w:ascii="標楷體" w:hAnsi="標楷體" w:eastAsia="標楷體"/>
+              </w:rPr>
+              <w:t>中階(mid)</w:t>
+            </w:r>
+          </w:p>
+        </w:tc>
+        <w:tc>
+          <w:tcPr>
+            <w:tcW w:type="dxa" w:w="1008"/>
+          </w:tcPr>
+          <w:p>
+            <w:r>
+              <w:rPr>
+                <w:rFonts w:ascii="標楷體" w:hAnsi="標楷體" w:eastAsia="標楷體"/>
+              </w:rPr>
+              <w:t>0.5148</w:t>
+            </w:r>
+          </w:p>
+        </w:tc>
+        <w:tc>
+          <w:tcPr>
+            <w:tcW w:type="dxa" w:w="1008"/>
+          </w:tcPr>
+          <w:p>
+            <w:r>
+              <w:rPr>
+                <w:rFonts w:ascii="標楷體" w:hAnsi="標楷體" w:eastAsia="標楷體"/>
+              </w:rPr>
+              <w:t>0.0871</w:t>
+            </w:r>
+          </w:p>
+        </w:tc>
+        <w:tc>
+          <w:tcPr>
+            <w:tcW w:type="dxa" w:w="1008"/>
+          </w:tcPr>
+          <w:p>
+            <w:r>
+              <w:rPr>
+                <w:rFonts w:ascii="標楷體" w:hAnsi="標楷體" w:eastAsia="標楷體"/>
+              </w:rPr>
+              <w:t>5.911</w:t>
+            </w:r>
+          </w:p>
+        </w:tc>
+        <w:tc>
+          <w:tcPr>
+            <w:tcW w:type="dxa" w:w="1008"/>
+          </w:tcPr>
+          <w:p>
+            <w:r>
+              <w:rPr>
+                <w:rFonts w:ascii="標楷體" w:hAnsi="標楷體" w:eastAsia="標楷體"/>
+              </w:rPr>
+              <w:t>3.398e-09</w:t>
+            </w:r>
+          </w:p>
+        </w:tc>
+        <w:tc>
+          <w:tcPr>
+            <w:tcW w:type="dxa" w:w="1008"/>
+          </w:tcPr>
+          <w:p>
+            <w:r>
+              <w:rPr>
+                <w:rFonts w:ascii="標楷體" w:hAnsi="標楷體" w:eastAsia="標楷體"/>
+              </w:rPr>
+              <w:t>1.673</w:t>
+            </w:r>
+          </w:p>
+        </w:tc>
+        <w:tc>
+          <w:tcPr>
+            <w:tcW w:type="dxa" w:w="1008"/>
+          </w:tcPr>
+          <w:p>
+            <w:r>
+              <w:rPr>
+                <w:rFonts w:ascii="標楷體" w:hAnsi="標楷體" w:eastAsia="標楷體"/>
+              </w:rPr>
+              <w:t>正向</w:t>
+            </w:r>
+          </w:p>
+        </w:tc>
+      </w:tr>
+      <w:tr>
+        <w:tc>
+          <w:tcPr>
+            <w:tcW w:type="dxa" w:w="1008"/>
+          </w:tcPr>
+          <w:p>
+            <w:r>
+              <w:rPr>
+                <w:rFonts w:ascii="標楷體" w:hAnsi="標楷體" w:eastAsia="標楷體"/>
+              </w:rPr>
+              <w:t>price_value_ratio</w:t>
+            </w:r>
+          </w:p>
+        </w:tc>
+        <w:tc>
+          <w:tcPr>
+            <w:tcW w:type="dxa" w:w="1008"/>
+          </w:tcPr>
+          <w:p>
+            <w:r>
+              <w:rPr>
+                <w:rFonts w:ascii="標楷體" w:hAnsi="標楷體" w:eastAsia="標楷體"/>
+              </w:rPr>
+              <w:t>Price-to-Value Ratio</w:t>
+            </w:r>
+          </w:p>
+        </w:tc>
+        <w:tc>
+          <w:tcPr>
+            <w:tcW w:type="dxa" w:w="1008"/>
+          </w:tcPr>
+          <w:p>
+            <w:r>
+              <w:rPr>
+                <w:rFonts w:ascii="標楷體" w:hAnsi="標楷體" w:eastAsia="標楷體"/>
+              </w:rPr>
+              <w:t>性價比</w:t>
+            </w:r>
+          </w:p>
+        </w:tc>
+        <w:tc>
+          <w:tcPr>
+            <w:tcW w:type="dxa" w:w="1008"/>
+          </w:tcPr>
+          <w:p>
+            <w:r>
+              <w:rPr>
+                <w:rFonts w:ascii="標楷體" w:hAnsi="標楷體" w:eastAsia="標楷體"/>
+              </w:rPr>
+              <w:t>中階(mid)</w:t>
+            </w:r>
+          </w:p>
+        </w:tc>
+        <w:tc>
+          <w:tcPr>
+            <w:tcW w:type="dxa" w:w="1008"/>
+          </w:tcPr>
+          <w:p>
+            <w:r>
+              <w:rPr>
+                <w:rFonts w:ascii="標楷體" w:hAnsi="標楷體" w:eastAsia="標楷體"/>
+              </w:rPr>
+              <w:t>0.3679</w:t>
+            </w:r>
+          </w:p>
+        </w:tc>
+        <w:tc>
+          <w:tcPr>
+            <w:tcW w:type="dxa" w:w="1008"/>
+          </w:tcPr>
+          <w:p>
+            <w:r>
+              <w:rPr>
+                <w:rFonts w:ascii="標楷體" w:hAnsi="標楷體" w:eastAsia="標楷體"/>
+              </w:rPr>
+              <w:t>0.0887</w:t>
+            </w:r>
+          </w:p>
+        </w:tc>
+        <w:tc>
+          <w:tcPr>
+            <w:tcW w:type="dxa" w:w="1008"/>
+          </w:tcPr>
+          <w:p>
+            <w:r>
+              <w:rPr>
+                <w:rFonts w:ascii="標楷體" w:hAnsi="標楷體" w:eastAsia="標楷體"/>
+              </w:rPr>
+              <w:t>4.146</w:t>
+            </w:r>
+          </w:p>
+        </w:tc>
+        <w:tc>
+          <w:tcPr>
+            <w:tcW w:type="dxa" w:w="1008"/>
+          </w:tcPr>
+          <w:p>
+            <w:r>
+              <w:rPr>
+                <w:rFonts w:ascii="標楷體" w:hAnsi="標楷體" w:eastAsia="標楷體"/>
+              </w:rPr>
+              <w:t>3.383e-05</w:t>
+            </w:r>
+          </w:p>
+        </w:tc>
+        <w:tc>
+          <w:tcPr>
+            <w:tcW w:type="dxa" w:w="1008"/>
+          </w:tcPr>
+          <w:p>
+            <w:r>
+              <w:rPr>
+                <w:rFonts w:ascii="標楷體" w:hAnsi="標楷體" w:eastAsia="標楷體"/>
+              </w:rPr>
+              <w:t>1.445</w:t>
+            </w:r>
+          </w:p>
+        </w:tc>
+        <w:tc>
+          <w:tcPr>
+            <w:tcW w:type="dxa" w:w="1008"/>
+          </w:tcPr>
+          <w:p>
+            <w:r>
+              <w:rPr>
+                <w:rFonts w:ascii="標楷體" w:hAnsi="標楷體" w:eastAsia="標楷體"/>
+              </w:rPr>
+              <w:t>正向</w:t>
+            </w:r>
+          </w:p>
+        </w:tc>
+      </w:tr>
+      <w:tr>
+        <w:tc>
+          <w:tcPr>
+            <w:tcW w:type="dxa" w:w="1008"/>
+          </w:tcPr>
+          <w:p>
+            <w:r>
+              <w:rPr>
+                <w:rFonts w:ascii="標楷體" w:hAnsi="標楷體" w:eastAsia="標楷體"/>
+              </w:rPr>
+              <w:t>waterproof_rating_ipx8</w:t>
+            </w:r>
+          </w:p>
+        </w:tc>
+        <w:tc>
+          <w:tcPr>
+            <w:tcW w:type="dxa" w:w="1008"/>
+          </w:tcPr>
+          <w:p>
+            <w:r>
+              <w:rPr>
+                <w:rFonts w:ascii="標楷體" w:hAnsi="標楷體" w:eastAsia="標楷體"/>
+              </w:rPr>
+              <w:t>IPX8 Waterproof Rating</w:t>
+            </w:r>
+          </w:p>
+        </w:tc>
+        <w:tc>
+          <w:tcPr>
+            <w:tcW w:type="dxa" w:w="1008"/>
+          </w:tcPr>
+          <w:p>
+            <w:r>
+              <w:rPr>
+                <w:rFonts w:ascii="標楷體" w:hAnsi="標楷體" w:eastAsia="標楷體"/>
+              </w:rPr>
+              <w:t>IPX8防水等級</w:t>
+            </w:r>
+          </w:p>
+        </w:tc>
+        <w:tc>
+          <w:tcPr>
+            <w:tcW w:type="dxa" w:w="1008"/>
+          </w:tcPr>
+          <w:p>
+            <w:r>
+              <w:rPr>
+                <w:rFonts w:ascii="標楷體" w:hAnsi="標楷體" w:eastAsia="標楷體"/>
+              </w:rPr>
+              <w:t>高階(high)</w:t>
+            </w:r>
+          </w:p>
+        </w:tc>
+        <w:tc>
+          <w:tcPr>
+            <w:tcW w:type="dxa" w:w="1008"/>
+          </w:tcPr>
+          <w:p>
+            <w:r>
+              <w:rPr>
+                <w:rFonts w:ascii="標楷體" w:hAnsi="標楷體" w:eastAsia="標楷體"/>
+              </w:rPr>
+              <w:t>0.3365</w:t>
+            </w:r>
+          </w:p>
+        </w:tc>
+        <w:tc>
+          <w:tcPr>
+            <w:tcW w:type="dxa" w:w="1008"/>
+          </w:tcPr>
+          <w:p>
+            <w:r>
+              <w:rPr>
+                <w:rFonts w:ascii="標楷體" w:hAnsi="標楷體" w:eastAsia="標楷體"/>
+              </w:rPr>
+              <w:t>0.2863</w:t>
+            </w:r>
+          </w:p>
+        </w:tc>
+        <w:tc>
+          <w:tcPr>
+            <w:tcW w:type="dxa" w:w="1008"/>
+          </w:tcPr>
+          <w:p>
+            <w:r>
+              <w:rPr>
+                <w:rFonts w:ascii="標楷體" w:hAnsi="標楷體" w:eastAsia="標楷體"/>
+              </w:rPr>
+              <w:t>1.176</w:t>
+            </w:r>
+          </w:p>
+        </w:tc>
+        <w:tc>
+          <w:tcPr>
+            <w:tcW w:type="dxa" w:w="1008"/>
+          </w:tcPr>
+          <w:p>
+            <w:r>
+              <w:rPr>
+                <w:rFonts w:ascii="標楷體" w:hAnsi="標楷體" w:eastAsia="標楷體"/>
+              </w:rPr>
+              <w:t>0.2397</w:t>
+            </w:r>
+          </w:p>
+        </w:tc>
+        <w:tc>
+          <w:tcPr>
+            <w:tcW w:type="dxa" w:w="1008"/>
+          </w:tcPr>
+          <w:p>
+            <w:r>
+              <w:rPr>
+                <w:rFonts w:ascii="標楷體" w:hAnsi="標楷體" w:eastAsia="標楷體"/>
+              </w:rPr>
+              <w:t>1.4</w:t>
+            </w:r>
+          </w:p>
+        </w:tc>
+        <w:tc>
+          <w:tcPr>
+            <w:tcW w:type="dxa" w:w="1008"/>
+          </w:tcPr>
+          <w:p>
+            <w:r>
+              <w:rPr>
+                <w:rFonts w:ascii="標楷體" w:hAnsi="標楷體" w:eastAsia="標楷體"/>
+              </w:rPr>
+              <w:t>正向</w:t>
+            </w:r>
+          </w:p>
+        </w:tc>
+      </w:tr>
+      <w:tr>
+        <w:tc>
+          <w:tcPr>
+            <w:tcW w:type="dxa" w:w="1008"/>
+          </w:tcPr>
+          <w:p>
+            <w:r>
+              <w:rPr>
+                <w:rFonts w:ascii="標楷體" w:hAnsi="標楷體" w:eastAsia="標楷體"/>
+              </w:rPr>
+              <w:t>blade_hair_pulling</w:t>
+            </w:r>
+          </w:p>
+        </w:tc>
+        <w:tc>
+          <w:tcPr>
+            <w:tcW w:type="dxa" w:w="1008"/>
+          </w:tcPr>
+          <w:p>
+            <w:r>
+              <w:rPr>
+                <w:rFonts w:ascii="標楷體" w:hAnsi="標楷體" w:eastAsia="標楷體"/>
+              </w:rPr>
+              <w:t>Blade Hair Pulling / Snagging</w:t>
+            </w:r>
+          </w:p>
+        </w:tc>
+        <w:tc>
+          <w:tcPr>
+            <w:tcW w:type="dxa" w:w="1008"/>
+          </w:tcPr>
+          <w:p>
+            <w:r>
+              <w:rPr>
+                <w:rFonts w:ascii="標楷體" w:hAnsi="標楷體" w:eastAsia="標楷體"/>
+              </w:rPr>
+              <w:t>刀片拉毛問題</w:t>
+            </w:r>
+          </w:p>
+        </w:tc>
+        <w:tc>
+          <w:tcPr>
+            <w:tcW w:type="dxa" w:w="1008"/>
+          </w:tcPr>
+          <w:p>
+            <w:r>
+              <w:rPr>
+                <w:rFonts w:ascii="標楷體" w:hAnsi="標楷體" w:eastAsia="標楷體"/>
+              </w:rPr>
+              <w:t>中階(mid)</w:t>
+            </w:r>
+          </w:p>
+        </w:tc>
+        <w:tc>
+          <w:tcPr>
+            <w:tcW w:type="dxa" w:w="1008"/>
+          </w:tcPr>
+          <w:p>
+            <w:r>
+              <w:rPr>
+                <w:rFonts w:ascii="標楷體" w:hAnsi="標楷體" w:eastAsia="標楷體"/>
+              </w:rPr>
+              <w:t>0.2961</w:t>
+            </w:r>
+          </w:p>
+        </w:tc>
+        <w:tc>
+          <w:tcPr>
+            <w:tcW w:type="dxa" w:w="1008"/>
+          </w:tcPr>
+          <w:p>
+            <w:r>
+              <w:rPr>
+                <w:rFonts w:ascii="標楷體" w:hAnsi="標楷體" w:eastAsia="標楷體"/>
+              </w:rPr>
+              <w:t>0.151</w:t>
+            </w:r>
+          </w:p>
+        </w:tc>
+        <w:tc>
+          <w:tcPr>
+            <w:tcW w:type="dxa" w:w="1008"/>
+          </w:tcPr>
+          <w:p>
+            <w:r>
+              <w:rPr>
+                <w:rFonts w:ascii="標楷體" w:hAnsi="標楷體" w:eastAsia="標楷體"/>
+              </w:rPr>
+              <w:t>1.962</w:t>
+            </w:r>
+          </w:p>
+        </w:tc>
+        <w:tc>
+          <w:tcPr>
+            <w:tcW w:type="dxa" w:w="1008"/>
+          </w:tcPr>
+          <w:p>
+            <w:r>
+              <w:rPr>
+                <w:rFonts w:ascii="標楷體" w:hAnsi="標楷體" w:eastAsia="標楷體"/>
+              </w:rPr>
+              <w:t>0.04982</w:t>
+            </w:r>
+          </w:p>
+        </w:tc>
+        <w:tc>
+          <w:tcPr>
+            <w:tcW w:type="dxa" w:w="1008"/>
+          </w:tcPr>
+          <w:p>
+            <w:r>
+              <w:rPr>
+                <w:rFonts w:ascii="標楷體" w:hAnsi="標楷體" w:eastAsia="標楷體"/>
+              </w:rPr>
+              <w:t>1.345</w:t>
+            </w:r>
+          </w:p>
+        </w:tc>
+        <w:tc>
+          <w:tcPr>
+            <w:tcW w:type="dxa" w:w="1008"/>
+          </w:tcPr>
+          <w:p>
+            <w:r>
+              <w:rPr>
+                <w:rFonts w:ascii="標楷體" w:hAnsi="標楷體" w:eastAsia="標楷體"/>
+              </w:rPr>
+              <w:t>正向</w:t>
+            </w:r>
+          </w:p>
+        </w:tc>
+      </w:tr>
+      <w:tr>
+        <w:tc>
+          <w:tcPr>
+            <w:tcW w:type="dxa" w:w="1008"/>
+          </w:tcPr>
+          <w:p>
+            <w:r>
+              <w:rPr>
+                <w:rFonts w:ascii="標楷體" w:hAnsi="標楷體" w:eastAsia="標楷體"/>
+              </w:rPr>
+              <w:t>rechargeable_design</w:t>
+            </w:r>
+          </w:p>
+        </w:tc>
+        <w:tc>
+          <w:tcPr>
+            <w:tcW w:type="dxa" w:w="1008"/>
+          </w:tcPr>
+          <w:p>
+            <w:r>
+              <w:rPr>
+                <w:rFonts w:ascii="標楷體" w:hAnsi="標楷體" w:eastAsia="標楷體"/>
+              </w:rPr>
+              <w:t>Rechargeable Design</w:t>
+            </w:r>
+          </w:p>
+        </w:tc>
+        <w:tc>
+          <w:tcPr>
+            <w:tcW w:type="dxa" w:w="1008"/>
+          </w:tcPr>
+          <w:p>
+            <w:r>
+              <w:rPr>
+                <w:rFonts w:ascii="標楷體" w:hAnsi="標楷體" w:eastAsia="標楷體"/>
+              </w:rPr>
+              <w:t>充電式設計</w:t>
+            </w:r>
+          </w:p>
+        </w:tc>
+        <w:tc>
+          <w:tcPr>
+            <w:tcW w:type="dxa" w:w="1008"/>
+          </w:tcPr>
+          <w:p>
+            <w:r>
+              <w:rPr>
+                <w:rFonts w:ascii="標楷體" w:hAnsi="標楷體" w:eastAsia="標楷體"/>
+              </w:rPr>
+              <w:t>高階(high)</w:t>
+            </w:r>
+          </w:p>
+        </w:tc>
+        <w:tc>
+          <w:tcPr>
+            <w:tcW w:type="dxa" w:w="1008"/>
+          </w:tcPr>
+          <w:p>
+            <w:r>
+              <w:rPr>
+                <w:rFonts w:ascii="標楷體" w:hAnsi="標楷體" w:eastAsia="標楷體"/>
+              </w:rPr>
+              <w:t>0.2828</w:t>
+            </w:r>
+          </w:p>
+        </w:tc>
+        <w:tc>
+          <w:tcPr>
+            <w:tcW w:type="dxa" w:w="1008"/>
+          </w:tcPr>
+          <w:p>
+            <w:r>
+              <w:rPr>
+                <w:rFonts w:ascii="標楷體" w:hAnsi="標楷體" w:eastAsia="標楷體"/>
+              </w:rPr>
+              <w:t>0.1748</w:t>
+            </w:r>
+          </w:p>
+        </w:tc>
+        <w:tc>
+          <w:tcPr>
+            <w:tcW w:type="dxa" w:w="1008"/>
+          </w:tcPr>
+          <w:p>
+            <w:r>
+              <w:rPr>
+                <w:rFonts w:ascii="標楷體" w:hAnsi="標楷體" w:eastAsia="標楷體"/>
+              </w:rPr>
+              <w:t>1.618</w:t>
+            </w:r>
+          </w:p>
+        </w:tc>
+        <w:tc>
+          <w:tcPr>
+            <w:tcW w:type="dxa" w:w="1008"/>
+          </w:tcPr>
+          <w:p>
+            <w:r>
+              <w:rPr>
+                <w:rFonts w:ascii="標楷體" w:hAnsi="標楷體" w:eastAsia="標楷體"/>
+              </w:rPr>
+              <w:t>0.1058</w:t>
+            </w:r>
+          </w:p>
+        </w:tc>
+        <w:tc>
+          <w:tcPr>
+            <w:tcW w:type="dxa" w:w="1008"/>
+          </w:tcPr>
+          <w:p>
+            <w:r>
+              <w:rPr>
+                <w:rFonts w:ascii="標楷體" w:hAnsi="標楷體" w:eastAsia="標楷體"/>
+              </w:rPr>
+              <w:t>1.327</w:t>
+            </w:r>
+          </w:p>
+        </w:tc>
+        <w:tc>
+          <w:tcPr>
+            <w:tcW w:type="dxa" w:w="1008"/>
+          </w:tcPr>
+          <w:p>
+            <w:r>
+              <w:rPr>
+                <w:rFonts w:ascii="標楷體" w:hAnsi="標楷體" w:eastAsia="標楷體"/>
+              </w:rPr>
+              <w:t>正向</w:t>
+            </w:r>
+          </w:p>
+        </w:tc>
+      </w:tr>
+      <w:tr>
+        <w:tc>
+          <w:tcPr>
+            <w:tcW w:type="dxa" w:w="1008"/>
+          </w:tcPr>
+          <w:p>
+            <w:r>
+              <w:rPr>
+                <w:rFonts w:ascii="標楷體" w:hAnsi="標楷體" w:eastAsia="標楷體"/>
+              </w:rPr>
+              <w:t>motor_power_rpm</w:t>
+            </w:r>
+          </w:p>
+        </w:tc>
+        <w:tc>
+          <w:tcPr>
+            <w:tcW w:type="dxa" w:w="1008"/>
+          </w:tcPr>
+          <w:p>
+            <w:r>
+              <w:rPr>
+                <w:rFonts w:ascii="標楷體" w:hAnsi="標楷體" w:eastAsia="標楷體"/>
+              </w:rPr>
+              <w:t>Motor Power / Speed</w:t>
+            </w:r>
+          </w:p>
+        </w:tc>
+        <w:tc>
+          <w:tcPr>
+            <w:tcW w:type="dxa" w:w="1008"/>
+          </w:tcPr>
+          <w:p>
+            <w:r>
+              <w:rPr>
+                <w:rFonts w:ascii="標楷體" w:hAnsi="標楷體" w:eastAsia="標楷體"/>
+              </w:rPr>
+              <w:t>馬達功率轉速</w:t>
+            </w:r>
+          </w:p>
+        </w:tc>
+        <w:tc>
+          <w:tcPr>
+            <w:tcW w:type="dxa" w:w="1008"/>
+          </w:tcPr>
+          <w:p>
+            <w:r>
+              <w:rPr>
+                <w:rFonts w:ascii="標楷體" w:hAnsi="標楷體" w:eastAsia="標楷體"/>
+              </w:rPr>
+              <w:t>中階(mid)</w:t>
+            </w:r>
+          </w:p>
+        </w:tc>
+        <w:tc>
+          <w:tcPr>
+            <w:tcW w:type="dxa" w:w="1008"/>
+          </w:tcPr>
+          <w:p>
+            <w:r>
+              <w:rPr>
+                <w:rFonts w:ascii="標楷體" w:hAnsi="標楷體" w:eastAsia="標楷體"/>
+              </w:rPr>
+              <w:t>0.1881</w:t>
+            </w:r>
+          </w:p>
+        </w:tc>
+        <w:tc>
+          <w:tcPr>
+            <w:tcW w:type="dxa" w:w="1008"/>
+          </w:tcPr>
+          <w:p>
+            <w:r>
+              <w:rPr>
+                <w:rFonts w:ascii="標楷體" w:hAnsi="標楷體" w:eastAsia="標楷體"/>
+              </w:rPr>
+              <w:t>0.1167</w:t>
+            </w:r>
+          </w:p>
+        </w:tc>
+        <w:tc>
+          <w:tcPr>
+            <w:tcW w:type="dxa" w:w="1008"/>
+          </w:tcPr>
+          <w:p>
+            <w:r>
+              <w:rPr>
+                <w:rFonts w:ascii="標楷體" w:hAnsi="標楷體" w:eastAsia="標楷體"/>
+              </w:rPr>
+              <w:t>1.612</w:t>
+            </w:r>
+          </w:p>
+        </w:tc>
+        <w:tc>
+          <w:tcPr>
+            <w:tcW w:type="dxa" w:w="1008"/>
+          </w:tcPr>
+          <w:p>
+            <w:r>
+              <w:rPr>
+                <w:rFonts w:ascii="標楷體" w:hAnsi="標楷體" w:eastAsia="標楷體"/>
+              </w:rPr>
+              <w:t>0.107</w:t>
+            </w:r>
+          </w:p>
+        </w:tc>
+        <w:tc>
+          <w:tcPr>
+            <w:tcW w:type="dxa" w:w="1008"/>
+          </w:tcPr>
+          <w:p>
+            <w:r>
+              <w:rPr>
+                <w:rFonts w:ascii="標楷體" w:hAnsi="標楷體" w:eastAsia="標楷體"/>
+              </w:rPr>
+              <w:t>1.207</w:t>
+            </w:r>
+          </w:p>
+        </w:tc>
+        <w:tc>
+          <w:tcPr>
+            <w:tcW w:type="dxa" w:w="1008"/>
+          </w:tcPr>
+          <w:p>
+            <w:r>
+              <w:rPr>
+                <w:rFonts w:ascii="標楷體" w:hAnsi="標楷體" w:eastAsia="標楷體"/>
+              </w:rPr>
+              <w:t>正向</w:t>
+            </w:r>
+          </w:p>
+        </w:tc>
+      </w:tr>
+      <w:tr>
+        <w:tc>
+          <w:tcPr>
+            <w:tcW w:type="dxa" w:w="1008"/>
+          </w:tcPr>
+          <w:p>
+            <w:r>
+              <w:rPr>
+                <w:rFonts w:ascii="標楷體" w:hAnsi="標楷體" w:eastAsia="標楷體"/>
+              </w:rPr>
+              <w:t>blade_sharpness</w:t>
+            </w:r>
+          </w:p>
+        </w:tc>
+        <w:tc>
+          <w:tcPr>
+            <w:tcW w:type="dxa" w:w="1008"/>
+          </w:tcPr>
+          <w:p>
+            <w:r>
+              <w:rPr>
+                <w:rFonts w:ascii="標楷體" w:hAnsi="標楷體" w:eastAsia="標楷體"/>
+              </w:rPr>
+              <w:t>Blade Sharpness</w:t>
+            </w:r>
+          </w:p>
+        </w:tc>
+        <w:tc>
+          <w:tcPr>
+            <w:tcW w:type="dxa" w:w="1008"/>
+          </w:tcPr>
+          <w:p>
+            <w:r>
+              <w:rPr>
+                <w:rFonts w:ascii="標楷體" w:hAnsi="標楷體" w:eastAsia="標楷體"/>
+              </w:rPr>
+              <w:t>刀片鋒利度</w:t>
+            </w:r>
+          </w:p>
+        </w:tc>
+        <w:tc>
+          <w:tcPr>
+            <w:tcW w:type="dxa" w:w="1008"/>
+          </w:tcPr>
+          <w:p>
+            <w:r>
+              <w:rPr>
+                <w:rFonts w:ascii="標楷體" w:hAnsi="標楷體" w:eastAsia="標楷體"/>
+              </w:rPr>
+              <w:t>中階(mid)</w:t>
+            </w:r>
+          </w:p>
+        </w:tc>
+        <w:tc>
+          <w:tcPr>
+            <w:tcW w:type="dxa" w:w="1008"/>
+          </w:tcPr>
+          <w:p>
+            <w:r>
+              <w:rPr>
+                <w:rFonts w:ascii="標楷體" w:hAnsi="標楷體" w:eastAsia="標楷體"/>
+              </w:rPr>
+              <w:t>0.1134</w:t>
+            </w:r>
+          </w:p>
+        </w:tc>
+        <w:tc>
+          <w:tcPr>
+            <w:tcW w:type="dxa" w:w="1008"/>
+          </w:tcPr>
+          <w:p>
+            <w:r>
+              <w:rPr>
+                <w:rFonts w:ascii="標楷體" w:hAnsi="標楷體" w:eastAsia="標楷體"/>
+              </w:rPr>
+              <w:t>0.083</w:t>
+            </w:r>
+          </w:p>
+        </w:tc>
+        <w:tc>
+          <w:tcPr>
+            <w:tcW w:type="dxa" w:w="1008"/>
+          </w:tcPr>
+          <w:p>
+            <w:r>
+              <w:rPr>
+                <w:rFonts w:ascii="標楷體" w:hAnsi="標楷體" w:eastAsia="標楷體"/>
+              </w:rPr>
+              <w:t>1.366</w:t>
+            </w:r>
+          </w:p>
+        </w:tc>
+        <w:tc>
+          <w:tcPr>
+            <w:tcW w:type="dxa" w:w="1008"/>
+          </w:tcPr>
+          <w:p>
+            <w:r>
+              <w:rPr>
+                <w:rFonts w:ascii="標楷體" w:hAnsi="標楷體" w:eastAsia="標楷體"/>
+              </w:rPr>
+              <w:t>0.1721</w:t>
+            </w:r>
+          </w:p>
+        </w:tc>
+        <w:tc>
+          <w:tcPr>
+            <w:tcW w:type="dxa" w:w="1008"/>
+          </w:tcPr>
+          <w:p>
+            <w:r>
+              <w:rPr>
+                <w:rFonts w:ascii="標楷體" w:hAnsi="標楷體" w:eastAsia="標楷體"/>
+              </w:rPr>
+              <w:t>1.12</w:t>
+            </w:r>
+          </w:p>
+        </w:tc>
+        <w:tc>
+          <w:tcPr>
+            <w:tcW w:type="dxa" w:w="1008"/>
+          </w:tcPr>
+          <w:p>
+            <w:r>
+              <w:rPr>
+                <w:rFonts w:ascii="標楷體" w:hAnsi="標楷體" w:eastAsia="標楷體"/>
+              </w:rPr>
+              <w:t>正向</w:t>
+            </w:r>
+          </w:p>
+        </w:tc>
+      </w:tr>
+      <w:tr>
+        <w:tc>
+          <w:tcPr>
+            <w:tcW w:type="dxa" w:w="1008"/>
+          </w:tcPr>
+          <w:p>
+            <w:r>
+              <w:rPr>
+                <w:rFonts w:ascii="標楷體" w:hAnsi="標楷體" w:eastAsia="標楷體"/>
+              </w:rPr>
+              <w:t>adjustable_comb_settings</w:t>
+            </w:r>
+          </w:p>
+        </w:tc>
+        <w:tc>
+          <w:tcPr>
+            <w:tcW w:type="dxa" w:w="1008"/>
+          </w:tcPr>
+          <w:p>
+            <w:r>
+              <w:rPr>
+                <w:rFonts w:ascii="標楷體" w:hAnsi="標楷體" w:eastAsia="標楷體"/>
+              </w:rPr>
+              <w:t>Adjustable Comb Length Settings</w:t>
+            </w:r>
+          </w:p>
+        </w:tc>
+        <w:tc>
+          <w:tcPr>
+            <w:tcW w:type="dxa" w:w="1008"/>
+          </w:tcPr>
+          <w:p>
+            <w:r>
+              <w:rPr>
+                <w:rFonts w:ascii="標楷體" w:hAnsi="標楷體" w:eastAsia="標楷體"/>
+              </w:rPr>
+              <w:t>可調式導梳長度設定</w:t>
+            </w:r>
+          </w:p>
+        </w:tc>
+        <w:tc>
+          <w:tcPr>
+            <w:tcW w:type="dxa" w:w="1008"/>
+          </w:tcPr>
+          <w:p>
+            <w:r>
+              <w:rPr>
+                <w:rFonts w:ascii="標楷體" w:hAnsi="標楷體" w:eastAsia="標楷體"/>
+              </w:rPr>
+              <w:t>中階(mid)</w:t>
+            </w:r>
+          </w:p>
+        </w:tc>
+        <w:tc>
+          <w:tcPr>
+            <w:tcW w:type="dxa" w:w="1008"/>
+          </w:tcPr>
+          <w:p>
+            <w:r>
+              <w:rPr>
+                <w:rFonts w:ascii="標楷體" w:hAnsi="標楷體" w:eastAsia="標楷體"/>
+              </w:rPr>
+              <w:t>-0.947</w:t>
+            </w:r>
+          </w:p>
+        </w:tc>
+        <w:tc>
+          <w:tcPr>
+            <w:tcW w:type="dxa" w:w="1008"/>
+          </w:tcPr>
+          <w:p>
+            <w:r>
+              <w:rPr>
+                <w:rFonts w:ascii="標楷體" w:hAnsi="標楷體" w:eastAsia="標楷體"/>
+              </w:rPr>
+              <w:t>0.1264</w:t>
+            </w:r>
+          </w:p>
+        </w:tc>
+        <w:tc>
+          <w:tcPr>
+            <w:tcW w:type="dxa" w:w="1008"/>
+          </w:tcPr>
+          <w:p>
+            <w:r>
+              <w:rPr>
+                <w:rFonts w:ascii="標楷體" w:hAnsi="標楷體" w:eastAsia="標楷體"/>
+              </w:rPr>
+              <w:t>-7.493</w:t>
+            </w:r>
+          </w:p>
+        </w:tc>
+        <w:tc>
+          <w:tcPr>
+            <w:tcW w:type="dxa" w:w="1008"/>
+          </w:tcPr>
+          <w:p>
+            <w:r>
+              <w:rPr>
+                <w:rFonts w:ascii="標楷體" w:hAnsi="標楷體" w:eastAsia="標楷體"/>
+              </w:rPr>
+              <w:t>6.728e-14</w:t>
+            </w:r>
+          </w:p>
+        </w:tc>
+        <w:tc>
+          <w:tcPr>
+            <w:tcW w:type="dxa" w:w="1008"/>
+          </w:tcPr>
+          <w:p>
+            <w:r>
+              <w:rPr>
+                <w:rFonts w:ascii="標楷體" w:hAnsi="標楷體" w:eastAsia="標楷體"/>
+              </w:rPr>
+              <w:t>0.388</w:t>
+            </w:r>
+          </w:p>
+        </w:tc>
+        <w:tc>
+          <w:tcPr>
+            <w:tcW w:type="dxa" w:w="1008"/>
+          </w:tcPr>
+          <w:p>
+            <w:r>
+              <w:rPr>
+                <w:rFonts w:ascii="標楷體" w:hAnsi="標楷體" w:eastAsia="標楷體"/>
+              </w:rPr>
+              <w:t>負向</w:t>
+            </w:r>
+          </w:p>
+        </w:tc>
+      </w:tr>
+      <w:tr>
+        <w:tc>
+          <w:tcPr>
+            <w:tcW w:type="dxa" w:w="1008"/>
+          </w:tcPr>
+          <w:p>
+            <w:r>
+              <w:rPr>
+                <w:rFonts w:ascii="標楷體" w:hAnsi="標楷體" w:eastAsia="標楷體"/>
+              </w:rPr>
+              <w:t>blade_hair_pulling</w:t>
+            </w:r>
+          </w:p>
+        </w:tc>
+        <w:tc>
+          <w:tcPr>
+            <w:tcW w:type="dxa" w:w="1008"/>
+          </w:tcPr>
+          <w:p>
+            <w:r>
+              <w:rPr>
+                <w:rFonts w:ascii="標楷體" w:hAnsi="標楷體" w:eastAsia="標楷體"/>
+              </w:rPr>
+              <w:t>Blade Hair Pulling / Snagging</w:t>
+            </w:r>
+          </w:p>
+        </w:tc>
+        <w:tc>
+          <w:tcPr>
+            <w:tcW w:type="dxa" w:w="1008"/>
+          </w:tcPr>
+          <w:p>
+            <w:r>
+              <w:rPr>
+                <w:rFonts w:ascii="標楷體" w:hAnsi="標楷體" w:eastAsia="標楷體"/>
+              </w:rPr>
+              <w:t>刀片拉毛問題</w:t>
+            </w:r>
+          </w:p>
+        </w:tc>
+        <w:tc>
+          <w:tcPr>
+            <w:tcW w:type="dxa" w:w="1008"/>
+          </w:tcPr>
+          <w:p>
+            <w:r>
+              <w:rPr>
+                <w:rFonts w:ascii="標楷體" w:hAnsi="標楷體" w:eastAsia="標楷體"/>
+              </w:rPr>
+              <w:t>高階(high)</w:t>
+            </w:r>
+          </w:p>
+        </w:tc>
+        <w:tc>
+          <w:tcPr>
+            <w:tcW w:type="dxa" w:w="1008"/>
+          </w:tcPr>
+          <w:p>
+            <w:r>
+              <w:rPr>
+                <w:rFonts w:ascii="標楷體" w:hAnsi="標楷體" w:eastAsia="標楷體"/>
+              </w:rPr>
+              <w:t>-1.4617</w:t>
+            </w:r>
+          </w:p>
+        </w:tc>
+        <w:tc>
+          <w:tcPr>
+            <w:tcW w:type="dxa" w:w="1008"/>
+          </w:tcPr>
+          <w:p>
+            <w:r>
+              <w:rPr>
+                <w:rFonts w:ascii="標楷體" w:hAnsi="標楷體" w:eastAsia="標楷體"/>
+              </w:rPr>
+              <w:t>0.1865</w:t>
+            </w:r>
+          </w:p>
+        </w:tc>
+        <w:tc>
+          <w:tcPr>
+            <w:tcW w:type="dxa" w:w="1008"/>
+          </w:tcPr>
+          <w:p>
+            <w:r>
+              <w:rPr>
+                <w:rFonts w:ascii="標楷體" w:hAnsi="標楷體" w:eastAsia="標楷體"/>
+              </w:rPr>
+              <w:t>-7.837</w:t>
+            </w:r>
+          </w:p>
+        </w:tc>
+        <w:tc>
+          <w:tcPr>
+            <w:tcW w:type="dxa" w:w="1008"/>
+          </w:tcPr>
+          <w:p>
+            <w:r>
+              <w:rPr>
+                <w:rFonts w:ascii="標楷體" w:hAnsi="標楷體" w:eastAsia="標楷體"/>
+              </w:rPr>
+              <w:t>4.602e-15</w:t>
+            </w:r>
+          </w:p>
+        </w:tc>
+        <w:tc>
+          <w:tcPr>
+            <w:tcW w:type="dxa" w:w="1008"/>
+          </w:tcPr>
+          <w:p>
+            <w:r>
+              <w:rPr>
+                <w:rFonts w:ascii="標楷體" w:hAnsi="標楷體" w:eastAsia="標楷體"/>
+              </w:rPr>
+              <w:t>0.232</w:t>
+            </w:r>
+          </w:p>
+        </w:tc>
+        <w:tc>
+          <w:tcPr>
+            <w:tcW w:type="dxa" w:w="1008"/>
+          </w:tcPr>
+          <w:p>
+            <w:r>
+              <w:rPr>
+                <w:rFonts w:ascii="標楷體" w:hAnsi="標楷體" w:eastAsia="標楷體"/>
+              </w:rPr>
+              <w:t>負向</w:t>
+            </w:r>
+          </w:p>
+        </w:tc>
+      </w:tr>
+      <w:tr>
+        <w:tc>
+          <w:tcPr>
+            <w:tcW w:type="dxa" w:w="1008"/>
+          </w:tcPr>
+          <w:p>
+            <w:r>
+              <w:rPr>
+                <w:rFonts w:ascii="標楷體" w:hAnsi="標楷體" w:eastAsia="標楷體"/>
+              </w:rPr>
+              <w:t>adjustable_comb_settings</w:t>
+            </w:r>
+          </w:p>
+        </w:tc>
+        <w:tc>
+          <w:tcPr>
+            <w:tcW w:type="dxa" w:w="1008"/>
+          </w:tcPr>
+          <w:p>
+            <w:r>
+              <w:rPr>
+                <w:rFonts w:ascii="標楷體" w:hAnsi="標楷體" w:eastAsia="標楷體"/>
+              </w:rPr>
+              <w:t>Adjustable Comb Length Settings</w:t>
+            </w:r>
+          </w:p>
+        </w:tc>
+        <w:tc>
+          <w:tcPr>
+            <w:tcW w:type="dxa" w:w="1008"/>
+          </w:tcPr>
+          <w:p>
+            <w:r>
+              <w:rPr>
+                <w:rFonts w:ascii="標楷體" w:hAnsi="標楷體" w:eastAsia="標楷體"/>
+              </w:rPr>
+              <w:t>可調式導梳長度設定</w:t>
+            </w:r>
+          </w:p>
+        </w:tc>
+        <w:tc>
+          <w:tcPr>
+            <w:tcW w:type="dxa" w:w="1008"/>
+          </w:tcPr>
+          <w:p>
+            <w:r>
+              <w:rPr>
+                <w:rFonts w:ascii="標楷體" w:hAnsi="標楷體" w:eastAsia="標楷體"/>
+              </w:rPr>
+              <w:t>高階(high)</w:t>
+            </w:r>
+          </w:p>
+        </w:tc>
+        <w:tc>
+          <w:tcPr>
+            <w:tcW w:type="dxa" w:w="1008"/>
+          </w:tcPr>
+          <w:p>
+            <w:r>
+              <w:rPr>
+                <w:rFonts w:ascii="標楷體" w:hAnsi="標楷體" w:eastAsia="標楷體"/>
+              </w:rPr>
+              <w:t>-3.4765</w:t>
+            </w:r>
+          </w:p>
+        </w:tc>
+        <w:tc>
+          <w:tcPr>
+            <w:tcW w:type="dxa" w:w="1008"/>
+          </w:tcPr>
+          <w:p>
+            <w:r>
+              <w:rPr>
+                <w:rFonts w:ascii="標楷體" w:hAnsi="標楷體" w:eastAsia="標楷體"/>
+              </w:rPr>
+              <w:t>0.2281</w:t>
+            </w:r>
+          </w:p>
+        </w:tc>
+        <w:tc>
+          <w:tcPr>
+            <w:tcW w:type="dxa" w:w="1008"/>
+          </w:tcPr>
+          <w:p>
+            <w:r>
+              <w:rPr>
+                <w:rFonts w:ascii="標楷體" w:hAnsi="標楷體" w:eastAsia="標楷體"/>
+              </w:rPr>
+              <w:t>-15.242</w:t>
+            </w:r>
+          </w:p>
+        </w:tc>
+        <w:tc>
+          <w:tcPr>
+            <w:tcW w:type="dxa" w:w="1008"/>
+          </w:tcPr>
+          <w:p>
+            <w:r>
+              <w:rPr>
+                <w:rFonts w:ascii="標楷體" w:hAnsi="標楷體" w:eastAsia="標楷體"/>
+              </w:rPr>
+              <w:t>1.851e-52</w:t>
+            </w:r>
+          </w:p>
+        </w:tc>
+        <w:tc>
+          <w:tcPr>
+            <w:tcW w:type="dxa" w:w="1008"/>
+          </w:tcPr>
+          <w:p>
+            <w:r>
+              <w:rPr>
+                <w:rFonts w:ascii="標楷體" w:hAnsi="標楷體" w:eastAsia="標楷體"/>
+              </w:rPr>
+              <w:t>0.031</w:t>
+            </w:r>
+          </w:p>
+        </w:tc>
+        <w:tc>
+          <w:tcPr>
+            <w:tcW w:type="dxa" w:w="1008"/>
+          </w:tcPr>
+          <w:p>
+            <w:r>
+              <w:rPr>
+                <w:rFonts w:ascii="標楷體" w:hAnsi="標楷體" w:eastAsia="標楷體"/>
+              </w:rPr>
+              <w:t>負向</w:t>
+            </w:r>
+          </w:p>
+        </w:tc>
+      </w:tr>
+    </w:tbl>
+    <w:p>
+      <w:r>
+        <w:rPr>
+          <w:rFonts w:ascii="標楷體" w:hAnsi="標楷體" w:eastAsia="標楷體"/>
+          <w:b w:val="0"/>
+          <w:i w:val="0"/>
+        </w:rPr>
+        <w:t>重點解讀 1：整體易用性（Ease of Use）高階係數最高，表示產品若能有效降低學習成本，對轉換率的提升最明顯。</w:t>
+      </w:r>
+    </w:p>
+    <w:p>
+      <w:r>
+        <w:rPr>
+          <w:rFonts w:ascii="標楷體" w:hAnsi="標楷體" w:eastAsia="標楷體"/>
+          <w:b w:val="0"/>
+          <w:i w:val="0"/>
+        </w:rPr>
+        <w:t>重點解讀 2：性價比、刀片鋒利度與防水能力皆有正向效用，顯示『可感知的實用價值』比單純規格堆疊更重要。</w:t>
+      </w:r>
+    </w:p>
+    <w:p>
+      <w:r>
+        <w:rPr>
+          <w:rFonts w:ascii="標楷體" w:hAnsi="標楷體" w:eastAsia="標楷體"/>
+          <w:b w:val="0"/>
+          <w:i w:val="0"/>
+        </w:rPr>
+        <w:t>重點解讀 3：可調式導梳在 mid/high 均為負向，代表該屬性在目前市場語境中存在『功能複雜化』風險，需以更直覺的溝通或結構設計化解。</w:t>
+      </w:r>
+    </w:p>
+    <w:p>
+      <w:pPr>
+        <w:pStyle w:val="Heading1"/>
+      </w:pPr>
+      <w:r>
+        <w:t>7. 產品組合排序與購買機率</w:t>
+      </w:r>
+    </w:p>
+    <w:p>
+      <w:r>
+        <w:rPr>
+          <w:b/>
+        </w:rPr>
+        <w:t>表 5. 前 5 名產品組合</w:t>
       </w:r>
     </w:p>
     <w:tbl>
@@ -577,1272 +3613,9 @@
           </w:tcPr>
           <w:p>
             <w:r>
-              <w:t>項目</w:t>
-            </w:r>
-          </w:p>
-        </w:tc>
-        <w:tc>
-          <w:tcPr>
-            <w:tcW w:type="dxa" w:w="1440"/>
-            <w:shd w:fill="D9EAF7"/>
-          </w:tcPr>
-          <w:p>
-            <w:r>
-              <w:t>係數</w:t>
-            </w:r>
-          </w:p>
-        </w:tc>
-        <w:tc>
-          <w:tcPr>
-            <w:tcW w:type="dxa" w:w="1440"/>
-            <w:shd w:fill="D9EAF7"/>
-          </w:tcPr>
-          <w:p>
-            <w:r>
-              <w:t>標準誤</w:t>
-            </w:r>
-          </w:p>
-        </w:tc>
-        <w:tc>
-          <w:tcPr>
-            <w:tcW w:type="dxa" w:w="1440"/>
-            <w:shd w:fill="D9EAF7"/>
-          </w:tcPr>
-          <w:p>
-            <w:r>
-              <w:t>z 值</w:t>
-            </w:r>
-          </w:p>
-        </w:tc>
-        <w:tc>
-          <w:tcPr>
-            <w:tcW w:type="dxa" w:w="1440"/>
-            <w:shd w:fill="D9EAF7"/>
-          </w:tcPr>
-          <w:p>
-            <w:r>
-              <w:t>p 值</w:t>
-            </w:r>
-          </w:p>
-        </w:tc>
-        <w:tc>
-          <w:tcPr>
-            <w:tcW w:type="dxa" w:w="1440"/>
-            <w:shd w:fill="D9EAF7"/>
-          </w:tcPr>
-          <w:p>
-            <w:r>
-              <w:t>Odds Ratio</w:t>
-            </w:r>
-          </w:p>
-        </w:tc>
-        <w:tc>
-          <w:tcPr>
-            <w:tcW w:type="dxa" w:w="1440"/>
-            <w:shd w:fill="D9EAF7"/>
-          </w:tcPr>
-          <w:p>
-            <w:r>
-              <w:t>方向</w:t>
-            </w:r>
-          </w:p>
-        </w:tc>
-      </w:tr>
-      <w:tr>
-        <w:tc>
-          <w:tcPr>
-            <w:tcW w:type="dxa" w:w="1440"/>
-          </w:tcPr>
-          <w:p>
-            <w:r>
-              <w:t>ease_of_use_overall_tier_high</w:t>
-            </w:r>
-          </w:p>
-        </w:tc>
-        <w:tc>
-          <w:tcPr>
-            <w:tcW w:type="dxa" w:w="1440"/>
-          </w:tcPr>
-          <w:p>
-            <w:r>
-              <w:t>2.032</w:t>
-            </w:r>
-          </w:p>
-        </w:tc>
-        <w:tc>
-          <w:tcPr>
-            <w:tcW w:type="dxa" w:w="1440"/>
-          </w:tcPr>
-          <w:p>
-            <w:r>
-              <w:t>0.1709026681665915</w:t>
-            </w:r>
-          </w:p>
-        </w:tc>
-        <w:tc>
-          <w:tcPr>
-            <w:tcW w:type="dxa" w:w="1440"/>
-          </w:tcPr>
-          <w:p>
-            <w:r>
-              <w:t>11.89004470292444</w:t>
-            </w:r>
-          </w:p>
-        </w:tc>
-        <w:tc>
-          <w:tcPr>
-            <w:tcW w:type="dxa" w:w="1440"/>
-          </w:tcPr>
-          <w:p>
-            <w:r>
-              <w:t>1.333e-32</w:t>
-            </w:r>
-          </w:p>
-        </w:tc>
-        <w:tc>
-          <w:tcPr>
-            <w:tcW w:type="dxa" w:w="1440"/>
-          </w:tcPr>
-          <w:p>
-            <w:r>
-              <w:t>7.63</w:t>
-            </w:r>
-          </w:p>
-        </w:tc>
-        <w:tc>
-          <w:tcPr>
-            <w:tcW w:type="dxa" w:w="1440"/>
-          </w:tcPr>
-          <w:p>
-            <w:r>
-              <w:t>positive</w:t>
-            </w:r>
-          </w:p>
-        </w:tc>
-      </w:tr>
-      <w:tr>
-        <w:tc>
-          <w:tcPr>
-            <w:tcW w:type="dxa" w:w="1440"/>
-          </w:tcPr>
-          <w:p>
-            <w:r>
-              <w:t>price_value_ratio_tier_high</w:t>
-            </w:r>
-          </w:p>
-        </w:tc>
-        <w:tc>
-          <w:tcPr>
-            <w:tcW w:type="dxa" w:w="1440"/>
-          </w:tcPr>
-          <w:p>
-            <w:r>
-              <w:t>1.2132</w:t>
-            </w:r>
-          </w:p>
-        </w:tc>
-        <w:tc>
-          <w:tcPr>
-            <w:tcW w:type="dxa" w:w="1440"/>
-          </w:tcPr>
-          <w:p>
-            <w:r>
-              <w:t>0.1508402877206176</w:t>
-            </w:r>
-          </w:p>
-        </w:tc>
-        <w:tc>
-          <w:tcPr>
-            <w:tcW w:type="dxa" w:w="1440"/>
-          </w:tcPr>
-          <w:p>
-            <w:r>
-              <w:t>8.043192800469981</w:t>
-            </w:r>
-          </w:p>
-        </w:tc>
-        <w:tc>
-          <w:tcPr>
-            <w:tcW w:type="dxa" w:w="1440"/>
-          </w:tcPr>
-          <w:p>
-            <w:r>
-              <w:t>8.753e-16</w:t>
-            </w:r>
-          </w:p>
-        </w:tc>
-        <w:tc>
-          <w:tcPr>
-            <w:tcW w:type="dxa" w:w="1440"/>
-          </w:tcPr>
-          <w:p>
-            <w:r>
-              <w:t>3.364</w:t>
-            </w:r>
-          </w:p>
-        </w:tc>
-        <w:tc>
-          <w:tcPr>
-            <w:tcW w:type="dxa" w:w="1440"/>
-          </w:tcPr>
-          <w:p>
-            <w:r>
-              <w:t>positive</w:t>
-            </w:r>
-          </w:p>
-        </w:tc>
-      </w:tr>
-      <w:tr>
-        <w:tc>
-          <w:tcPr>
-            <w:tcW w:type="dxa" w:w="1440"/>
-          </w:tcPr>
-          <w:p>
-            <w:r>
-              <w:t>waterproof_rating_ipx8_tier_mid</w:t>
-            </w:r>
-          </w:p>
-        </w:tc>
-        <w:tc>
-          <w:tcPr>
-            <w:tcW w:type="dxa" w:w="1440"/>
-          </w:tcPr>
-          <w:p>
-            <w:r>
-              <w:t>0.8938</w:t>
-            </w:r>
-          </w:p>
-        </w:tc>
-        <w:tc>
-          <w:tcPr>
-            <w:tcW w:type="dxa" w:w="1440"/>
-          </w:tcPr>
-          <w:p>
-            <w:r>
-              <w:t>0.0775231830069733</w:t>
-            </w:r>
-          </w:p>
-        </w:tc>
-        <w:tc>
-          <w:tcPr>
-            <w:tcW w:type="dxa" w:w="1440"/>
-          </w:tcPr>
-          <w:p>
-            <w:r>
-              <w:t>11.528922384906378</w:t>
-            </w:r>
-          </w:p>
-        </w:tc>
-        <w:tc>
-          <w:tcPr>
-            <w:tcW w:type="dxa" w:w="1440"/>
-          </w:tcPr>
-          <w:p>
-            <w:r>
-              <w:t>9.432e-31</w:t>
-            </w:r>
-          </w:p>
-        </w:tc>
-        <w:tc>
-          <w:tcPr>
-            <w:tcW w:type="dxa" w:w="1440"/>
-          </w:tcPr>
-          <w:p>
-            <w:r>
-              <w:t>2.444</w:t>
-            </w:r>
-          </w:p>
-        </w:tc>
-        <w:tc>
-          <w:tcPr>
-            <w:tcW w:type="dxa" w:w="1440"/>
-          </w:tcPr>
-          <w:p>
-            <w:r>
-              <w:t>positive</w:t>
-            </w:r>
-          </w:p>
-        </w:tc>
-      </w:tr>
-      <w:tr>
-        <w:tc>
-          <w:tcPr>
-            <w:tcW w:type="dxa" w:w="1440"/>
-          </w:tcPr>
-          <w:p>
-            <w:r>
-              <w:t>blade_sharpness_tier_high</w:t>
-            </w:r>
-          </w:p>
-        </w:tc>
-        <w:tc>
-          <w:tcPr>
-            <w:tcW w:type="dxa" w:w="1440"/>
-          </w:tcPr>
-          <w:p>
-            <w:r>
-              <w:t>0.8915</w:t>
-            </w:r>
-          </w:p>
-        </w:tc>
-        <w:tc>
-          <w:tcPr>
-            <w:tcW w:type="dxa" w:w="1440"/>
-          </w:tcPr>
-          <w:p>
-            <w:r>
-              <w:t>0.2068981963516484</w:t>
-            </w:r>
-          </w:p>
-        </w:tc>
-        <w:tc>
-          <w:tcPr>
-            <w:tcW w:type="dxa" w:w="1440"/>
-          </w:tcPr>
-          <w:p>
-            <w:r>
-              <w:t>4.309120224077912</w:t>
-            </w:r>
-          </w:p>
-        </w:tc>
-        <w:tc>
-          <w:tcPr>
-            <w:tcW w:type="dxa" w:w="1440"/>
-          </w:tcPr>
-          <w:p>
-            <w:r>
-              <w:t>1.639e-05</w:t>
-            </w:r>
-          </w:p>
-        </w:tc>
-        <w:tc>
-          <w:tcPr>
-            <w:tcW w:type="dxa" w:w="1440"/>
-          </w:tcPr>
-          <w:p>
-            <w:r>
-              <w:t>2.439</w:t>
-            </w:r>
-          </w:p>
-        </w:tc>
-        <w:tc>
-          <w:tcPr>
-            <w:tcW w:type="dxa" w:w="1440"/>
-          </w:tcPr>
-          <w:p>
-            <w:r>
-              <w:t>positive</w:t>
-            </w:r>
-          </w:p>
-        </w:tc>
-      </w:tr>
-      <w:tr>
-        <w:tc>
-          <w:tcPr>
-            <w:tcW w:type="dxa" w:w="1440"/>
-          </w:tcPr>
-          <w:p>
-            <w:r>
-              <w:t>rechargeable_design_tier_mid</w:t>
-            </w:r>
-          </w:p>
-        </w:tc>
-        <w:tc>
-          <w:tcPr>
-            <w:tcW w:type="dxa" w:w="1440"/>
-          </w:tcPr>
-          <w:p>
-            <w:r>
-              <w:t>0.6162</w:t>
-            </w:r>
-          </w:p>
-        </w:tc>
-        <w:tc>
-          <w:tcPr>
-            <w:tcW w:type="dxa" w:w="1440"/>
-          </w:tcPr>
-          <w:p>
-            <w:r>
-              <w:t>0.0887661401272348</w:t>
-            </w:r>
-          </w:p>
-        </w:tc>
-        <w:tc>
-          <w:tcPr>
-            <w:tcW w:type="dxa" w:w="1440"/>
-          </w:tcPr>
-          <w:p>
-            <w:r>
-              <w:t>6.941876202234111</w:t>
-            </w:r>
-          </w:p>
-        </w:tc>
-        <w:tc>
-          <w:tcPr>
-            <w:tcW w:type="dxa" w:w="1440"/>
-          </w:tcPr>
-          <w:p>
-            <w:r>
-              <w:t>3.869e-12</w:t>
-            </w:r>
-          </w:p>
-        </w:tc>
-        <w:tc>
-          <w:tcPr>
-            <w:tcW w:type="dxa" w:w="1440"/>
-          </w:tcPr>
-          <w:p>
-            <w:r>
-              <w:t>1.852</w:t>
-            </w:r>
-          </w:p>
-        </w:tc>
-        <w:tc>
-          <w:tcPr>
-            <w:tcW w:type="dxa" w:w="1440"/>
-          </w:tcPr>
-          <w:p>
-            <w:r>
-              <w:t>positive</w:t>
-            </w:r>
-          </w:p>
-        </w:tc>
-      </w:tr>
-      <w:tr>
-        <w:tc>
-          <w:tcPr>
-            <w:tcW w:type="dxa" w:w="1440"/>
-          </w:tcPr>
-          <w:p>
-            <w:r>
-              <w:t>motor_power_rpm_tier_high</w:t>
-            </w:r>
-          </w:p>
-        </w:tc>
-        <w:tc>
-          <w:tcPr>
-            <w:tcW w:type="dxa" w:w="1440"/>
-          </w:tcPr>
-          <w:p>
-            <w:r>
-              <w:t>0.5415</w:t>
-            </w:r>
-          </w:p>
-        </w:tc>
-        <w:tc>
-          <w:tcPr>
-            <w:tcW w:type="dxa" w:w="1440"/>
-          </w:tcPr>
-          <w:p>
-            <w:r>
-              <w:t>0.1705208190592279</w:t>
-            </w:r>
-          </w:p>
-        </w:tc>
-        <w:tc>
-          <w:tcPr>
-            <w:tcW w:type="dxa" w:w="1440"/>
-          </w:tcPr>
-          <w:p>
-            <w:r>
-              <w:t>3.175474284249879</w:t>
-            </w:r>
-          </w:p>
-        </w:tc>
-        <w:tc>
-          <w:tcPr>
-            <w:tcW w:type="dxa" w:w="1440"/>
-          </w:tcPr>
-          <w:p>
-            <w:r>
-              <w:t>0.001496</w:t>
-            </w:r>
-          </w:p>
-        </w:tc>
-        <w:tc>
-          <w:tcPr>
-            <w:tcW w:type="dxa" w:w="1440"/>
-          </w:tcPr>
-          <w:p>
-            <w:r>
-              <w:t>1.719</w:t>
-            </w:r>
-          </w:p>
-        </w:tc>
-        <w:tc>
-          <w:tcPr>
-            <w:tcW w:type="dxa" w:w="1440"/>
-          </w:tcPr>
-          <w:p>
-            <w:r>
-              <w:t>positive</w:t>
-            </w:r>
-          </w:p>
-        </w:tc>
-      </w:tr>
-      <w:tr>
-        <w:tc>
-          <w:tcPr>
-            <w:tcW w:type="dxa" w:w="1440"/>
-          </w:tcPr>
-          <w:p>
-            <w:r>
-              <w:t>ease_of_use_overall_tier_mid</w:t>
-            </w:r>
-          </w:p>
-        </w:tc>
-        <w:tc>
-          <w:tcPr>
-            <w:tcW w:type="dxa" w:w="1440"/>
-          </w:tcPr>
-          <w:p>
-            <w:r>
-              <w:t>0.5148</w:t>
-            </w:r>
-          </w:p>
-        </w:tc>
-        <w:tc>
-          <w:tcPr>
-            <w:tcW w:type="dxa" w:w="1440"/>
-          </w:tcPr>
-          <w:p>
-            <w:r>
-              <w:t>0.0870960604047693</w:t>
-            </w:r>
-          </w:p>
-        </w:tc>
-        <w:tc>
-          <w:tcPr>
-            <w:tcW w:type="dxa" w:w="1440"/>
-          </w:tcPr>
-          <w:p>
-            <w:r>
-              <w:t>5.911098776531118</w:t>
-            </w:r>
-          </w:p>
-        </w:tc>
-        <w:tc>
-          <w:tcPr>
-            <w:tcW w:type="dxa" w:w="1440"/>
-          </w:tcPr>
-          <w:p>
-            <w:r>
-              <w:t>3.398e-09</w:t>
-            </w:r>
-          </w:p>
-        </w:tc>
-        <w:tc>
-          <w:tcPr>
-            <w:tcW w:type="dxa" w:w="1440"/>
-          </w:tcPr>
-          <w:p>
-            <w:r>
-              <w:t>1.673</w:t>
-            </w:r>
-          </w:p>
-        </w:tc>
-        <w:tc>
-          <w:tcPr>
-            <w:tcW w:type="dxa" w:w="1440"/>
-          </w:tcPr>
-          <w:p>
-            <w:r>
-              <w:t>positive</w:t>
-            </w:r>
-          </w:p>
-        </w:tc>
-      </w:tr>
-      <w:tr>
-        <w:tc>
-          <w:tcPr>
-            <w:tcW w:type="dxa" w:w="1440"/>
-          </w:tcPr>
-          <w:p>
-            <w:r>
-              <w:t>price_value_ratio_tier_mid</w:t>
-            </w:r>
-          </w:p>
-        </w:tc>
-        <w:tc>
-          <w:tcPr>
-            <w:tcW w:type="dxa" w:w="1440"/>
-          </w:tcPr>
-          <w:p>
-            <w:r>
-              <w:t>0.3679</w:t>
-            </w:r>
-          </w:p>
-        </w:tc>
-        <w:tc>
-          <w:tcPr>
-            <w:tcW w:type="dxa" w:w="1440"/>
-          </w:tcPr>
-          <w:p>
-            <w:r>
-              <w:t>0.0887244033288575</w:t>
-            </w:r>
-          </w:p>
-        </w:tc>
-        <w:tc>
-          <w:tcPr>
-            <w:tcW w:type="dxa" w:w="1440"/>
-          </w:tcPr>
-          <w:p>
-            <w:r>
-              <w:t>4.146031492358807</w:t>
-            </w:r>
-          </w:p>
-        </w:tc>
-        <w:tc>
-          <w:tcPr>
-            <w:tcW w:type="dxa" w:w="1440"/>
-          </w:tcPr>
-          <w:p>
-            <w:r>
-              <w:t>3.383e-05</w:t>
-            </w:r>
-          </w:p>
-        </w:tc>
-        <w:tc>
-          <w:tcPr>
-            <w:tcW w:type="dxa" w:w="1440"/>
-          </w:tcPr>
-          <w:p>
-            <w:r>
-              <w:t>1.445</w:t>
-            </w:r>
-          </w:p>
-        </w:tc>
-        <w:tc>
-          <w:tcPr>
-            <w:tcW w:type="dxa" w:w="1440"/>
-          </w:tcPr>
-          <w:p>
-            <w:r>
-              <w:t>positive</w:t>
-            </w:r>
-          </w:p>
-        </w:tc>
-      </w:tr>
-      <w:tr>
-        <w:tc>
-          <w:tcPr>
-            <w:tcW w:type="dxa" w:w="1440"/>
-          </w:tcPr>
-          <w:p>
-            <w:r>
-              <w:t>waterproof_rating_ipx8_tier_high</w:t>
-            </w:r>
-          </w:p>
-        </w:tc>
-        <w:tc>
-          <w:tcPr>
-            <w:tcW w:type="dxa" w:w="1440"/>
-          </w:tcPr>
-          <w:p>
-            <w:r>
-              <w:t>0.3365</w:t>
-            </w:r>
-          </w:p>
-        </w:tc>
-        <w:tc>
-          <w:tcPr>
-            <w:tcW w:type="dxa" w:w="1440"/>
-          </w:tcPr>
-          <w:p>
-            <w:r>
-              <w:t>0.2862587041481305</w:t>
-            </w:r>
-          </w:p>
-        </w:tc>
-        <w:tc>
-          <w:tcPr>
-            <w:tcW w:type="dxa" w:w="1440"/>
-          </w:tcPr>
-          <w:p>
-            <w:r>
-              <w:t>1.1756489057969373</w:t>
-            </w:r>
-          </w:p>
-        </w:tc>
-        <w:tc>
-          <w:tcPr>
-            <w:tcW w:type="dxa" w:w="1440"/>
-          </w:tcPr>
-          <w:p>
-            <w:r>
-              <w:t>0.2397</w:t>
-            </w:r>
-          </w:p>
-        </w:tc>
-        <w:tc>
-          <w:tcPr>
-            <w:tcW w:type="dxa" w:w="1440"/>
-          </w:tcPr>
-          <w:p>
-            <w:r>
-              <w:t>1.4</w:t>
-            </w:r>
-          </w:p>
-        </w:tc>
-        <w:tc>
-          <w:tcPr>
-            <w:tcW w:type="dxa" w:w="1440"/>
-          </w:tcPr>
-          <w:p>
-            <w:r>
-              <w:t>positive</w:t>
-            </w:r>
-          </w:p>
-        </w:tc>
-      </w:tr>
-      <w:tr>
-        <w:tc>
-          <w:tcPr>
-            <w:tcW w:type="dxa" w:w="1440"/>
-          </w:tcPr>
-          <w:p>
-            <w:r>
-              <w:t>blade_hair_pulling_tier_mid</w:t>
-            </w:r>
-          </w:p>
-        </w:tc>
-        <w:tc>
-          <w:tcPr>
-            <w:tcW w:type="dxa" w:w="1440"/>
-          </w:tcPr>
-          <w:p>
-            <w:r>
-              <w:t>0.2961</w:t>
-            </w:r>
-          </w:p>
-        </w:tc>
-        <w:tc>
-          <w:tcPr>
-            <w:tcW w:type="dxa" w:w="1440"/>
-          </w:tcPr>
-          <w:p>
-            <w:r>
-              <w:t>0.1509679003832612</w:t>
-            </w:r>
-          </w:p>
-        </w:tc>
-        <w:tc>
-          <w:tcPr>
-            <w:tcW w:type="dxa" w:w="1440"/>
-          </w:tcPr>
-          <w:p>
-            <w:r>
-              <w:t>1.9615361274590335</w:t>
-            </w:r>
-          </w:p>
-        </w:tc>
-        <w:tc>
-          <w:tcPr>
-            <w:tcW w:type="dxa" w:w="1440"/>
-          </w:tcPr>
-          <w:p>
-            <w:r>
-              <w:t>0.04982</w:t>
-            </w:r>
-          </w:p>
-        </w:tc>
-        <w:tc>
-          <w:tcPr>
-            <w:tcW w:type="dxa" w:w="1440"/>
-          </w:tcPr>
-          <w:p>
-            <w:r>
-              <w:t>1.345</w:t>
-            </w:r>
-          </w:p>
-        </w:tc>
-        <w:tc>
-          <w:tcPr>
-            <w:tcW w:type="dxa" w:w="1440"/>
-          </w:tcPr>
-          <w:p>
-            <w:r>
-              <w:t>positive</w:t>
-            </w:r>
-          </w:p>
-        </w:tc>
-      </w:tr>
-      <w:tr>
-        <w:tc>
-          <w:tcPr>
-            <w:tcW w:type="dxa" w:w="1440"/>
-          </w:tcPr>
-          <w:p>
-            <w:r>
-              <w:t>rechargeable_design_tier_high</w:t>
-            </w:r>
-          </w:p>
-        </w:tc>
-        <w:tc>
-          <w:tcPr>
-            <w:tcW w:type="dxa" w:w="1440"/>
-          </w:tcPr>
-          <w:p>
-            <w:r>
-              <w:t>0.2828</w:t>
-            </w:r>
-          </w:p>
-        </w:tc>
-        <w:tc>
-          <w:tcPr>
-            <w:tcW w:type="dxa" w:w="1440"/>
-          </w:tcPr>
-          <w:p>
-            <w:r>
-              <w:t>0.1748105255416037</w:t>
-            </w:r>
-          </w:p>
-        </w:tc>
-        <w:tc>
-          <w:tcPr>
-            <w:tcW w:type="dxa" w:w="1440"/>
-          </w:tcPr>
-          <w:p>
-            <w:r>
-              <w:t>1.6175898621109472</w:t>
-            </w:r>
-          </w:p>
-        </w:tc>
-        <w:tc>
-          <w:tcPr>
-            <w:tcW w:type="dxa" w:w="1440"/>
-          </w:tcPr>
-          <w:p>
-            <w:r>
-              <w:t>0.1058</w:t>
-            </w:r>
-          </w:p>
-        </w:tc>
-        <w:tc>
-          <w:tcPr>
-            <w:tcW w:type="dxa" w:w="1440"/>
-          </w:tcPr>
-          <w:p>
-            <w:r>
-              <w:t>1.327</w:t>
-            </w:r>
-          </w:p>
-        </w:tc>
-        <w:tc>
-          <w:tcPr>
-            <w:tcW w:type="dxa" w:w="1440"/>
-          </w:tcPr>
-          <w:p>
-            <w:r>
-              <w:t>positive</w:t>
-            </w:r>
-          </w:p>
-        </w:tc>
-      </w:tr>
-      <w:tr>
-        <w:tc>
-          <w:tcPr>
-            <w:tcW w:type="dxa" w:w="1440"/>
-          </w:tcPr>
-          <w:p>
-            <w:r>
-              <w:t>motor_power_rpm_tier_mid</w:t>
-            </w:r>
-          </w:p>
-        </w:tc>
-        <w:tc>
-          <w:tcPr>
-            <w:tcW w:type="dxa" w:w="1440"/>
-          </w:tcPr>
-          <w:p>
-            <w:r>
-              <w:t>0.1881</w:t>
-            </w:r>
-          </w:p>
-        </w:tc>
-        <w:tc>
-          <w:tcPr>
-            <w:tcW w:type="dxa" w:w="1440"/>
-          </w:tcPr>
-          <w:p>
-            <w:r>
-              <w:t>0.1167292984745422</w:t>
-            </w:r>
-          </w:p>
-        </w:tc>
-        <w:tc>
-          <w:tcPr>
-            <w:tcW w:type="dxa" w:w="1440"/>
-          </w:tcPr>
-          <w:p>
-            <w:r>
-              <w:t>1.6117802017143243</w:t>
-            </w:r>
-          </w:p>
-        </w:tc>
-        <w:tc>
-          <w:tcPr>
-            <w:tcW w:type="dxa" w:w="1440"/>
-          </w:tcPr>
-          <w:p>
-            <w:r>
-              <w:t>0.107</w:t>
-            </w:r>
-          </w:p>
-        </w:tc>
-        <w:tc>
-          <w:tcPr>
-            <w:tcW w:type="dxa" w:w="1440"/>
-          </w:tcPr>
-          <w:p>
-            <w:r>
-              <w:t>1.207</w:t>
-            </w:r>
-          </w:p>
-        </w:tc>
-        <w:tc>
-          <w:tcPr>
-            <w:tcW w:type="dxa" w:w="1440"/>
-          </w:tcPr>
-          <w:p>
-            <w:r>
-              <w:t>positive</w:t>
-            </w:r>
-          </w:p>
-        </w:tc>
-      </w:tr>
-      <w:tr>
-        <w:tc>
-          <w:tcPr>
-            <w:tcW w:type="dxa" w:w="1440"/>
-          </w:tcPr>
-          <w:p>
-            <w:r>
-              <w:t>blade_sharpness_tier_mid</w:t>
-            </w:r>
-          </w:p>
-        </w:tc>
-        <w:tc>
-          <w:tcPr>
-            <w:tcW w:type="dxa" w:w="1440"/>
-          </w:tcPr>
-          <w:p>
-            <w:r>
-              <w:t>0.1134</w:t>
-            </w:r>
-          </w:p>
-        </w:tc>
-        <w:tc>
-          <w:tcPr>
-            <w:tcW w:type="dxa" w:w="1440"/>
-          </w:tcPr>
-          <w:p>
-            <w:r>
-              <w:t>0.0830168548122211</w:t>
-            </w:r>
-          </w:p>
-        </w:tc>
-        <w:tc>
-          <w:tcPr>
-            <w:tcW w:type="dxa" w:w="1440"/>
-          </w:tcPr>
-          <w:p>
-            <w:r>
-              <w:t>1.365532702264041</w:t>
-            </w:r>
-          </w:p>
-        </w:tc>
-        <w:tc>
-          <w:tcPr>
-            <w:tcW w:type="dxa" w:w="1440"/>
-          </w:tcPr>
-          <w:p>
-            <w:r>
-              <w:t>0.1721</w:t>
-            </w:r>
-          </w:p>
-        </w:tc>
-        <w:tc>
-          <w:tcPr>
-            <w:tcW w:type="dxa" w:w="1440"/>
-          </w:tcPr>
-          <w:p>
-            <w:r>
-              <w:t>1.12</w:t>
-            </w:r>
-          </w:p>
-        </w:tc>
-        <w:tc>
-          <w:tcPr>
-            <w:tcW w:type="dxa" w:w="1440"/>
-          </w:tcPr>
-          <w:p>
-            <w:r>
-              <w:t>positive</w:t>
-            </w:r>
-          </w:p>
-        </w:tc>
-      </w:tr>
-      <w:tr>
-        <w:tc>
-          <w:tcPr>
-            <w:tcW w:type="dxa" w:w="1440"/>
-          </w:tcPr>
-          <w:p>
-            <w:r>
-              <w:t>adjustable_comb_settings_tier_mid</w:t>
-            </w:r>
-          </w:p>
-        </w:tc>
-        <w:tc>
-          <w:tcPr>
-            <w:tcW w:type="dxa" w:w="1440"/>
-          </w:tcPr>
-          <w:p>
-            <w:r>
-              <w:t>-0.947</w:t>
-            </w:r>
-          </w:p>
-        </w:tc>
-        <w:tc>
-          <w:tcPr>
-            <w:tcW w:type="dxa" w:w="1440"/>
-          </w:tcPr>
-          <w:p>
-            <w:r>
-              <w:t>0.1263886302403601</w:t>
-            </w:r>
-          </w:p>
-        </w:tc>
-        <w:tc>
-          <w:tcPr>
-            <w:tcW w:type="dxa" w:w="1440"/>
-          </w:tcPr>
-          <w:p>
-            <w:r>
-              <w:t>-7.493071489820125</w:t>
-            </w:r>
-          </w:p>
-        </w:tc>
-        <w:tc>
-          <w:tcPr>
-            <w:tcW w:type="dxa" w:w="1440"/>
-          </w:tcPr>
-          <w:p>
-            <w:r>
-              <w:t>6.728e-14</w:t>
-            </w:r>
-          </w:p>
-        </w:tc>
-        <w:tc>
-          <w:tcPr>
-            <w:tcW w:type="dxa" w:w="1440"/>
-          </w:tcPr>
-          <w:p>
-            <w:r>
-              <w:t>0.388</w:t>
-            </w:r>
-          </w:p>
-        </w:tc>
-        <w:tc>
-          <w:tcPr>
-            <w:tcW w:type="dxa" w:w="1440"/>
-          </w:tcPr>
-          <w:p>
-            <w:r>
-              <w:t>negative</w:t>
-            </w:r>
-          </w:p>
-        </w:tc>
-      </w:tr>
-      <w:tr>
-        <w:tc>
-          <w:tcPr>
-            <w:tcW w:type="dxa" w:w="1440"/>
-          </w:tcPr>
-          <w:p>
-            <w:r>
-              <w:t>blade_hair_pulling_tier_high</w:t>
-            </w:r>
-          </w:p>
-        </w:tc>
-        <w:tc>
-          <w:tcPr>
-            <w:tcW w:type="dxa" w:w="1440"/>
-          </w:tcPr>
-          <w:p>
-            <w:r>
-              <w:t>-1.4617</w:t>
-            </w:r>
-          </w:p>
-        </w:tc>
-        <w:tc>
-          <w:tcPr>
-            <w:tcW w:type="dxa" w:w="1440"/>
-          </w:tcPr>
-          <w:p>
-            <w:r>
-              <w:t>0.186498806568205</w:t>
-            </w:r>
-          </w:p>
-        </w:tc>
-        <w:tc>
-          <w:tcPr>
-            <w:tcW w:type="dxa" w:w="1440"/>
-          </w:tcPr>
-          <w:p>
-            <w:r>
-              <w:t>-7.8373409724908765</w:t>
-            </w:r>
-          </w:p>
-        </w:tc>
-        <w:tc>
-          <w:tcPr>
-            <w:tcW w:type="dxa" w:w="1440"/>
-          </w:tcPr>
-          <w:p>
-            <w:r>
-              <w:t>4.602e-15</w:t>
-            </w:r>
-          </w:p>
-        </w:tc>
-        <w:tc>
-          <w:tcPr>
-            <w:tcW w:type="dxa" w:w="1440"/>
-          </w:tcPr>
-          <w:p>
-            <w:r>
-              <w:t>0.232</w:t>
-            </w:r>
-          </w:p>
-        </w:tc>
-        <w:tc>
-          <w:tcPr>
-            <w:tcW w:type="dxa" w:w="1440"/>
-          </w:tcPr>
-          <w:p>
-            <w:r>
-              <w:t>negative</w:t>
-            </w:r>
-          </w:p>
-        </w:tc>
-      </w:tr>
-      <w:tr>
-        <w:tc>
-          <w:tcPr>
-            <w:tcW w:type="dxa" w:w="1440"/>
-          </w:tcPr>
-          <w:p>
-            <w:r>
-              <w:t>adjustable_comb_settings_tier_high</w:t>
-            </w:r>
-          </w:p>
-        </w:tc>
-        <w:tc>
-          <w:tcPr>
-            <w:tcW w:type="dxa" w:w="1440"/>
-          </w:tcPr>
-          <w:p>
-            <w:r>
-              <w:t>-3.4765</w:t>
-            </w:r>
-          </w:p>
-        </w:tc>
-        <w:tc>
-          <w:tcPr>
-            <w:tcW w:type="dxa" w:w="1440"/>
-          </w:tcPr>
-          <w:p>
-            <w:r>
-              <w:t>0.2280832260948485</w:t>
-            </w:r>
-          </w:p>
-        </w:tc>
-        <w:tc>
-          <w:tcPr>
-            <w:tcW w:type="dxa" w:w="1440"/>
-          </w:tcPr>
-          <w:p>
-            <w:r>
-              <w:t>-15.242357852759175</w:t>
-            </w:r>
-          </w:p>
-        </w:tc>
-        <w:tc>
-          <w:tcPr>
-            <w:tcW w:type="dxa" w:w="1440"/>
-          </w:tcPr>
-          <w:p>
-            <w:r>
-              <w:t>1.851e-52</w:t>
-            </w:r>
-          </w:p>
-        </w:tc>
-        <w:tc>
-          <w:tcPr>
-            <w:tcW w:type="dxa" w:w="1440"/>
-          </w:tcPr>
-          <w:p>
-            <w:r>
-              <w:t>0.031</w:t>
-            </w:r>
-          </w:p>
-        </w:tc>
-        <w:tc>
-          <w:tcPr>
-            <w:tcW w:type="dxa" w:w="1440"/>
-          </w:tcPr>
-          <w:p>
-            <w:r>
-              <w:t>negative</w:t>
-            </w:r>
-          </w:p>
-        </w:tc>
-      </w:tr>
-    </w:tbl>
-    <w:p>
-      <w:pPr>
-        <w:pStyle w:val="Heading1"/>
-      </w:pPr>
-      <w:r>
-        <w:t>5. 產品組合排序與購買機率</w:t>
-      </w:r>
-    </w:p>
-    <w:p>
-      <w:r>
-        <w:rPr>
-          <w:b/>
-        </w:rPr>
-        <w:t>表 4. 前 5 名產品組合</w:t>
-      </w:r>
-    </w:p>
-    <w:tbl>
-      <w:tblPr>
-        <w:tblStyle w:val="TableGrid"/>
-        <w:tblW w:type="auto" w:w="0"/>
-        <w:tblLook w:firstColumn="1" w:firstRow="1" w:lastColumn="0" w:lastRow="0" w:noHBand="0" w:noVBand="1" w:val="04A0"/>
-      </w:tblPr>
-      <w:tblGrid>
-        <w:gridCol w:w="1440"/>
-        <w:gridCol w:w="1440"/>
-        <w:gridCol w:w="1440"/>
-        <w:gridCol w:w="1440"/>
-        <w:gridCol w:w="1440"/>
-        <w:gridCol w:w="1440"/>
-        <w:gridCol w:w="1440"/>
-      </w:tblGrid>
-      <w:tr>
-        <w:trPr>
-          <w:tblHeader w:val="true"/>
-        </w:trPr>
-        <w:tc>
-          <w:tcPr>
-            <w:tcW w:type="dxa" w:w="1440"/>
-            <w:shd w:fill="D9EAF7"/>
-          </w:tcPr>
-          <w:p>
-            <w:r>
+              <w:rPr>
+                <w:rFonts w:ascii="標楷體" w:hAnsi="標楷體" w:eastAsia="標楷體"/>
+              </w:rPr>
               <w:t>排名</w:t>
             </w:r>
           </w:p>
@@ -1854,6 +3627,9 @@
           </w:tcPr>
           <w:p>
             <w:r>
+              <w:rPr>
+                <w:rFonts w:ascii="標楷體" w:hAnsi="標楷體" w:eastAsia="標楷體"/>
+              </w:rPr>
               <w:t>Run</w:t>
             </w:r>
           </w:p>
@@ -1865,6 +3641,9 @@
           </w:tcPr>
           <w:p>
             <w:r>
+              <w:rPr>
+                <w:rFonts w:ascii="標楷體" w:hAnsi="標楷體" w:eastAsia="標楷體"/>
+              </w:rPr>
               <w:t>產品組合</w:t>
             </w:r>
           </w:p>
@@ -1876,6 +3655,9 @@
           </w:tcPr>
           <w:p>
             <w:r>
+              <w:rPr>
+                <w:rFonts w:ascii="標楷體" w:hAnsi="標楷體" w:eastAsia="標楷體"/>
+              </w:rPr>
               <w:t>總效用</w:t>
             </w:r>
           </w:p>
@@ -1887,6 +3669,9 @@
           </w:tcPr>
           <w:p>
             <w:r>
+              <w:rPr>
+                <w:rFonts w:ascii="標楷體" w:hAnsi="標楷體" w:eastAsia="標楷體"/>
+              </w:rPr>
               <w:t>logistic 機率</w:t>
             </w:r>
           </w:p>
@@ -1898,6 +3683,9 @@
           </w:tcPr>
           <w:p>
             <w:r>
+              <w:rPr>
+                <w:rFonts w:ascii="標楷體" w:hAnsi="標楷體" w:eastAsia="標楷體"/>
+              </w:rPr>
               <w:t>標準化機率</w:t>
             </w:r>
           </w:p>
@@ -1909,6 +3697,9 @@
           </w:tcPr>
           <w:p>
             <w:r>
+              <w:rPr>
+                <w:rFonts w:ascii="標楷體" w:hAnsi="標楷體" w:eastAsia="標楷體"/>
+              </w:rPr>
               <w:t>估計價格(USD)</w:t>
             </w:r>
           </w:p>
@@ -1921,6 +3712,9 @@
           </w:tcPr>
           <w:p>
             <w:r>
+              <w:rPr>
+                <w:rFonts w:ascii="標楷體" w:hAnsi="標楷體" w:eastAsia="標楷體"/>
+              </w:rPr>
               <w:t>1</w:t>
             </w:r>
           </w:p>
@@ -1931,6 +3725,9 @@
           </w:tcPr>
           <w:p>
             <w:r>
+              <w:rPr>
+                <w:rFonts w:ascii="標楷體" w:hAnsi="標楷體" w:eastAsia="標楷體"/>
+              </w:rPr>
               <w:t>9</w:t>
             </w:r>
           </w:p>
@@ -1941,6 +3738,9 @@
           </w:tcPr>
           <w:p>
             <w:r>
+              <w:rPr>
+                <w:rFonts w:ascii="標楷體" w:hAnsi="標楷體" w:eastAsia="標楷體"/>
+              </w:rPr>
               <w:t>A1-B3-C3-D1-E3-F2-G1-H2</w:t>
             </w:r>
           </w:p>
@@ -1951,6 +3751,9 @@
           </w:tcPr>
           <w:p>
             <w:r>
+              <w:rPr>
+                <w:rFonts w:ascii="標楷體" w:hAnsi="標楷體" w:eastAsia="標楷體"/>
+              </w:rPr>
               <w:t>7.184</w:t>
             </w:r>
           </w:p>
@@ -1961,6 +3764,9 @@
           </w:tcPr>
           <w:p>
             <w:r>
+              <w:rPr>
+                <w:rFonts w:ascii="標楷體" w:hAnsi="標楷體" w:eastAsia="標楷體"/>
+              </w:rPr>
               <w:t>0.999242</w:t>
             </w:r>
           </w:p>
@@ -1971,6 +3777,9 @@
           </w:tcPr>
           <w:p>
             <w:r>
+              <w:rPr>
+                <w:rFonts w:ascii="標楷體" w:hAnsi="標楷體" w:eastAsia="標楷體"/>
+              </w:rPr>
               <w:t>0.055714</w:t>
             </w:r>
           </w:p>
@@ -1981,6 +3790,9 @@
           </w:tcPr>
           <w:p>
             <w:r>
+              <w:rPr>
+                <w:rFonts w:ascii="標楷體" w:hAnsi="標楷體" w:eastAsia="標楷體"/>
+              </w:rPr>
               <w:t>33.0</w:t>
             </w:r>
           </w:p>
@@ -1993,6 +3805,9 @@
           </w:tcPr>
           <w:p>
             <w:r>
+              <w:rPr>
+                <w:rFonts w:ascii="標楷體" w:hAnsi="標楷體" w:eastAsia="標楷體"/>
+              </w:rPr>
               <w:t>2</w:t>
             </w:r>
           </w:p>
@@ -2003,6 +3818,9 @@
           </w:tcPr>
           <w:p>
             <w:r>
+              <w:rPr>
+                <w:rFonts w:ascii="標楷體" w:hAnsi="標楷體" w:eastAsia="標楷體"/>
+              </w:rPr>
               <w:t>18</w:t>
             </w:r>
           </w:p>
@@ -2013,6 +3831,9 @@
           </w:tcPr>
           <w:p>
             <w:r>
+              <w:rPr>
+                <w:rFonts w:ascii="標楷體" w:hAnsi="標楷體" w:eastAsia="標楷體"/>
+              </w:rPr>
               <w:t>A2-B3-C3-D2-E1-F2-G3-H1</w:t>
             </w:r>
           </w:p>
@@ -2023,6 +3844,9 @@
           </w:tcPr>
           <w:p>
             <w:r>
+              <w:rPr>
+                <w:rFonts w:ascii="標楷體" w:hAnsi="標楷體" w:eastAsia="標楷體"/>
+              </w:rPr>
               <w:t>7.153</w:t>
             </w:r>
           </w:p>
@@ -2033,6 +3857,9 @@
           </w:tcPr>
           <w:p>
             <w:r>
+              <w:rPr>
+                <w:rFonts w:ascii="標楷體" w:hAnsi="標楷體" w:eastAsia="標楷體"/>
+              </w:rPr>
               <w:t>0.999218</w:t>
             </w:r>
           </w:p>
@@ -2043,6 +3870,9 @@
           </w:tcPr>
           <w:p>
             <w:r>
+              <w:rPr>
+                <w:rFonts w:ascii="標楷體" w:hAnsi="標楷體" w:eastAsia="標楷體"/>
+              </w:rPr>
               <w:t>0.055713</w:t>
             </w:r>
           </w:p>
@@ -2053,6 +3883,9 @@
           </w:tcPr>
           <w:p>
             <w:r>
+              <w:rPr>
+                <w:rFonts w:ascii="標楷體" w:hAnsi="標楷體" w:eastAsia="標楷體"/>
+              </w:rPr>
               <w:t>33.5</w:t>
             </w:r>
           </w:p>
@@ -2065,6 +3898,9 @@
           </w:tcPr>
           <w:p>
             <w:r>
+              <w:rPr>
+                <w:rFonts w:ascii="標楷體" w:hAnsi="標楷體" w:eastAsia="標楷體"/>
+              </w:rPr>
               <w:t>3</w:t>
             </w:r>
           </w:p>
@@ -2075,6 +3911,9 @@
           </w:tcPr>
           <w:p>
             <w:r>
+              <w:rPr>
+                <w:rFonts w:ascii="標楷體" w:hAnsi="標楷體" w:eastAsia="標楷體"/>
+              </w:rPr>
               <w:t>3</w:t>
             </w:r>
           </w:p>
@@ -2085,6 +3924,9 @@
           </w:tcPr>
           <w:p>
             <w:r>
+              <w:rPr>
+                <w:rFonts w:ascii="標楷體" w:hAnsi="標楷體" w:eastAsia="標楷體"/>
+              </w:rPr>
               <w:t>A1-B1-C3-D3-E3-F3-G3-H3</w:t>
             </w:r>
           </w:p>
@@ -2095,6 +3937,9 @@
           </w:tcPr>
           <w:p>
             <w:r>
+              <w:rPr>
+                <w:rFonts w:ascii="標楷體" w:hAnsi="標楷體" w:eastAsia="標楷體"/>
+              </w:rPr>
               <w:t>6.989</w:t>
             </w:r>
           </w:p>
@@ -2105,6 +3950,9 @@
           </w:tcPr>
           <w:p>
             <w:r>
+              <w:rPr>
+                <w:rFonts w:ascii="標楷體" w:hAnsi="標楷體" w:eastAsia="標楷體"/>
+              </w:rPr>
               <w:t>0.999079</w:t>
             </w:r>
           </w:p>
@@ -2115,6 +3963,9 @@
           </w:tcPr>
           <w:p>
             <w:r>
+              <w:rPr>
+                <w:rFonts w:ascii="標楷體" w:hAnsi="標楷體" w:eastAsia="標楷體"/>
+              </w:rPr>
               <w:t>0.055705</w:t>
             </w:r>
           </w:p>
@@ -2125,6 +3976,9 @@
           </w:tcPr>
           <w:p>
             <w:r>
+              <w:rPr>
+                <w:rFonts w:ascii="標楷體" w:hAnsi="標楷體" w:eastAsia="標楷體"/>
+              </w:rPr>
               <w:t>39.5</w:t>
             </w:r>
           </w:p>
@@ -2137,6 +3991,9 @@
           </w:tcPr>
           <w:p>
             <w:r>
+              <w:rPr>
+                <w:rFonts w:ascii="標楷體" w:hAnsi="標楷體" w:eastAsia="標楷體"/>
+              </w:rPr>
               <w:t>4</w:t>
             </w:r>
           </w:p>
@@ -2147,6 +4004,9 @@
           </w:tcPr>
           <w:p>
             <w:r>
+              <w:rPr>
+                <w:rFonts w:ascii="標楷體" w:hAnsi="標楷體" w:eastAsia="標楷體"/>
+              </w:rPr>
               <w:t>15</w:t>
             </w:r>
           </w:p>
@@ -2157,6 +4017,9 @@
           </w:tcPr>
           <w:p>
             <w:r>
+              <w:rPr>
+                <w:rFonts w:ascii="標楷體" w:hAnsi="標楷體" w:eastAsia="標楷體"/>
+              </w:rPr>
               <w:t>A2-B2-C3-D1-E2-F3-G2-H1</w:t>
             </w:r>
           </w:p>
@@ -2167,6 +4030,9 @@
           </w:tcPr>
           <w:p>
             <w:r>
+              <w:rPr>
+                <w:rFonts w:ascii="標楷體" w:hAnsi="標楷體" w:eastAsia="標楷體"/>
+              </w:rPr>
               <w:t>6.799</w:t>
             </w:r>
           </w:p>
@@ -2177,6 +4043,9 @@
           </w:tcPr>
           <w:p>
             <w:r>
+              <w:rPr>
+                <w:rFonts w:ascii="標楷體" w:hAnsi="標楷體" w:eastAsia="標楷體"/>
+              </w:rPr>
               <w:t>0.998886</w:t>
             </w:r>
           </w:p>
@@ -2187,6 +4056,9 @@
           </w:tcPr>
           <w:p>
             <w:r>
+              <w:rPr>
+                <w:rFonts w:ascii="標楷體" w:hAnsi="標楷體" w:eastAsia="標楷體"/>
+              </w:rPr>
               <w:t>0.055695</w:t>
             </w:r>
           </w:p>
@@ -2197,6 +4069,9 @@
           </w:tcPr>
           <w:p>
             <w:r>
+              <w:rPr>
+                <w:rFonts w:ascii="標楷體" w:hAnsi="標楷體" w:eastAsia="標楷體"/>
+              </w:rPr>
               <w:t>34.5</w:t>
             </w:r>
           </w:p>
@@ -2209,6 +4084,9 @@
           </w:tcPr>
           <w:p>
             <w:r>
+              <w:rPr>
+                <w:rFonts w:ascii="標楷體" w:hAnsi="標楷體" w:eastAsia="標楷體"/>
+              </w:rPr>
               <w:t>5</w:t>
             </w:r>
           </w:p>
@@ -2219,6 +4097,9 @@
           </w:tcPr>
           <w:p>
             <w:r>
+              <w:rPr>
+                <w:rFonts w:ascii="標楷體" w:hAnsi="標楷體" w:eastAsia="標楷體"/>
+              </w:rPr>
               <w:t>17</w:t>
             </w:r>
           </w:p>
@@ -2229,6 +4110,9 @@
           </w:tcPr>
           <w:p>
             <w:r>
+              <w:rPr>
+                <w:rFonts w:ascii="標楷體" w:hAnsi="標楷體" w:eastAsia="標楷體"/>
+              </w:rPr>
               <w:t>A2-B3-C2-D1-E3-F1-G2-H3</w:t>
             </w:r>
           </w:p>
@@ -2239,6 +4123,9 @@
           </w:tcPr>
           <w:p>
             <w:r>
+              <w:rPr>
+                <w:rFonts w:ascii="標楷體" w:hAnsi="標楷體" w:eastAsia="標楷體"/>
+              </w:rPr>
               <w:t>6.615</w:t>
             </w:r>
           </w:p>
@@ -2249,6 +4136,9 @@
           </w:tcPr>
           <w:p>
             <w:r>
+              <w:rPr>
+                <w:rFonts w:ascii="標楷體" w:hAnsi="標楷體" w:eastAsia="標楷體"/>
+              </w:rPr>
               <w:t>0.998662</w:t>
             </w:r>
           </w:p>
@@ -2259,6 +4149,9 @@
           </w:tcPr>
           <w:p>
             <w:r>
+              <w:rPr>
+                <w:rFonts w:ascii="標楷體" w:hAnsi="標楷體" w:eastAsia="標楷體"/>
+              </w:rPr>
               <w:t>0.055682</w:t>
             </w:r>
           </w:p>
@@ -2269,6 +4162,9 @@
           </w:tcPr>
           <w:p>
             <w:r>
+              <w:rPr>
+                <w:rFonts w:ascii="標楷體" w:hAnsi="標楷體" w:eastAsia="標楷體"/>
+              </w:rPr>
               <w:t>36.0</w:t>
             </w:r>
           </w:p>
@@ -2278,6 +4174,7 @@
     <w:p>
       <w:r>
         <w:rPr>
+          <w:rFonts w:ascii="標楷體" w:hAnsi="標楷體" w:eastAsia="標楷體"/>
           <w:b w:val="0"/>
           <w:i w:val="0"/>
         </w:rPr>
@@ -2289,7 +4186,7 @@
         <w:pStyle w:val="Heading1"/>
       </w:pPr>
       <w:r>
-        <w:t>6. 產品定位與策略解讀</w:t>
+        <w:t>8. 產品定位與策略解讀</w:t>
       </w:r>
     </w:p>
     <w:p>
@@ -2327,6 +4224,7 @@
     <w:p>
       <w:r>
         <w:rPr>
+          <w:rFonts w:ascii="標楷體" w:hAnsi="標楷體" w:eastAsia="標楷體"/>
           <w:b w:val="0"/>
           <w:i w:val="0"/>
         </w:rPr>
@@ -2336,6 +4234,7 @@
     <w:p>
       <w:r>
         <w:rPr>
+          <w:rFonts w:ascii="標楷體" w:hAnsi="標楷體" w:eastAsia="標楷體"/>
           <w:b w:val="0"/>
           <w:i w:val="0"/>
         </w:rPr>
@@ -2347,7 +4246,7 @@
         <w:pStyle w:val="Heading1"/>
       </w:pPr>
       <w:r>
-        <w:t>7. 策略建議</w:t>
+        <w:t>9. 策略建議</w:t>
       </w:r>
     </w:p>
     <w:p>
@@ -2385,6 +4284,7 @@
     <w:p>
       <w:r>
         <w:rPr>
+          <w:rFonts w:ascii="標楷體" w:hAnsi="標楷體" w:eastAsia="標楷體"/>
           <w:b w:val="0"/>
           <w:i w:val="0"/>
         </w:rPr>
@@ -2396,16 +4296,17 @@
         <w:pStyle w:val="Heading1"/>
       </w:pPr>
       <w:r>
-        <w:t>8. 圖表與視覺化</w:t>
+        <w:t>10. 圖表與視覺化（逐圖解讀）</w:t>
       </w:r>
     </w:p>
     <w:p>
       <w:r>
         <w:rPr>
+          <w:rFonts w:ascii="標楷體" w:hAnsi="標楷體" w:eastAsia="標楷體"/>
           <w:b w:val="0"/>
           <w:i w:val="0"/>
         </w:rPr>
-        <w:t>以下圖表分別呈現 STP 分析、產品定位、選擇模型與產品組合排序，適合直接放入簡報或正式報告。</w:t>
+        <w:t>以下每張圖均附上圖像閱讀方式、觀察重點與決策含意，方便直接放入簡報報告口條。</w:t>
       </w:r>
     </w:p>
     <w:p>
@@ -2453,6 +4354,16 @@
           <w:i/>
         </w:rPr>
         <w:t>圖 1. 產品屬性品質熱圖</w:t>
+      </w:r>
+    </w:p>
+    <w:p>
+      <w:r>
+        <w:rPr>
+          <w:rFonts w:ascii="標楷體" w:hAnsi="標楷體" w:eastAsia="標楷體"/>
+          <w:b w:val="0"/>
+          <w:i w:val="0"/>
+        </w:rPr>
+        <w:t>說明：橫軸為高差異屬性，縱軸為主要競品；顏色越偏綠代表該屬性品質感知越高。管理意涵：可快速辨識 Urbaner 應優先補強的屬性缺口與可主打的相對優勢。</w:t>
       </w:r>
     </w:p>
     <w:p/>
@@ -2503,6 +4414,16 @@
         <w:t>圖 2. 產品感知定位圖</w:t>
       </w:r>
     </w:p>
+    <w:p>
+      <w:r>
+        <w:rPr>
+          <w:rFonts w:ascii="標楷體" w:hAnsi="標楷體" w:eastAsia="標楷體"/>
+          <w:b w:val="0"/>
+          <w:i w:val="0"/>
+        </w:rPr>
+        <w:t>說明：以主成分將多屬性壓縮為二維定位空間，點位距離越近代表消費者感知越相似。管理意涵：可判斷是否陷入同質競爭，並找出可切入的差異化座標。</w:t>
+      </w:r>
+    </w:p>
     <w:p/>
     <w:p>
       <w:r>
@@ -2549,6 +4470,16 @@
           <w:i/>
         </w:rPr>
         <w:t>圖 3. 顧客分群圖</w:t>
+      </w:r>
+    </w:p>
+    <w:p>
+      <w:r>
+        <w:rPr>
+          <w:rFonts w:ascii="標楷體" w:hAnsi="標楷體" w:eastAsia="標楷體"/>
+          <w:b w:val="0"/>
+          <w:i w:val="0"/>
+        </w:rPr>
+        <w:t>說明：以評論屬性顯著度進行分群，顏色區塊代表偏好結構不同的客群。管理意涵：有助於區分主力受眾與次要受眾，避免單一訴求覆蓋全部客群。</w:t>
       </w:r>
     </w:p>
     <w:p/>
@@ -2599,6 +4530,16 @@
         <w:t>圖 4. 正交設計主效果圖</w:t>
       </w:r>
     </w:p>
+    <w:p>
+      <w:r>
+        <w:rPr>
+          <w:rFonts w:ascii="標楷體" w:hAnsi="標楷體" w:eastAsia="標楷體"/>
+          <w:b w:val="0"/>
+          <w:i w:val="0"/>
+        </w:rPr>
+        <w:t>說明：顯示各因子不同水準對總效用的平均影響幅度。管理意涵：可決定優先投資的規格因子，例如防水與充電型態通常具有較大拉升空間。</w:t>
+      </w:r>
+    </w:p>
     <w:p/>
     <w:p>
       <w:r>
@@ -2645,6 +4586,16 @@
           <w:i/>
         </w:rPr>
         <w:t>圖 5. 效用 × 價格散佈圖</w:t>
+      </w:r>
+    </w:p>
+    <w:p>
+      <w:r>
+        <w:rPr>
+          <w:rFonts w:ascii="標楷體" w:hAnsi="標楷體" w:eastAsia="標楷體"/>
+          <w:b w:val="0"/>
+          <w:i w:val="0"/>
+        </w:rPr>
+        <w:t>說明：橫軸為估計價格，縱軸為總效用；右上角代表高價高效用組合。管理意涵：用於篩選高價值 SKU，並判斷 premium 定價是否具備效用支撐。</w:t>
       </w:r>
     </w:p>
     <w:p/>
@@ -2695,6 +4646,16 @@
         <w:t>圖 6. 前 5 名產品組合購買機率</w:t>
       </w:r>
     </w:p>
+    <w:p>
+      <w:r>
+        <w:rPr>
+          <w:rFonts w:ascii="標楷體" w:hAnsi="標楷體" w:eastAsia="標楷體"/>
+          <w:b w:val="0"/>
+          <w:i w:val="0"/>
+        </w:rPr>
+        <w:t>說明：比較前五名組合的 raw / norm 機率表現。管理意涵：協助先做小規模打樣或 A/B 上架順序，降低新品組合決策風險。</w:t>
+      </w:r>
+    </w:p>
     <w:p/>
     <w:p>
       <w:r>
@@ -2743,18 +4704,29 @@
         <w:t>圖 7. Conditional Logit 係數條圖</w:t>
       </w:r>
     </w:p>
+    <w:p>
+      <w:r>
+        <w:rPr>
+          <w:rFonts w:ascii="標楷體" w:hAnsi="標楷體" w:eastAsia="標楷體"/>
+          <w:b w:val="0"/>
+          <w:i w:val="0"/>
+        </w:rPr>
+        <w:t>說明：條長顯示效用強弱，正值代表提升被選擇機率，負值代表抑制選擇。管理意涵：可直接對應產品文案與主賣點排序，先打高正向係數屬性。</w:t>
+      </w:r>
+    </w:p>
     <w:p/>
     <w:p>
       <w:pPr>
         <w:pStyle w:val="Heading1"/>
       </w:pPr>
       <w:r>
-        <w:t>9. 結論</w:t>
+        <w:t>11. 結論</w:t>
       </w:r>
     </w:p>
     <w:p>
       <w:r>
         <w:rPr>
+          <w:rFonts w:ascii="標楷體" w:hAnsi="標楷體" w:eastAsia="標楷體"/>
           <w:b w:val="0"/>
           <w:i w:val="0"/>
         </w:rPr>
@@ -2764,6 +4736,7 @@
     <w:p>
       <w:r>
         <w:rPr>
+          <w:rFonts w:ascii="標楷體" w:hAnsi="標楷體" w:eastAsia="標楷體"/>
           <w:b w:val="0"/>
           <w:i w:val="0"/>
         </w:rPr>
@@ -2775,12 +4748,13 @@
         <w:pStyle w:val="Heading1"/>
       </w:pPr>
       <w:r>
-        <w:t>10. 附註</w:t>
+        <w:t>12. 附註</w:t>
       </w:r>
     </w:p>
     <w:p>
       <w:r>
         <w:rPr>
+          <w:rFonts w:ascii="標楷體" w:hAnsi="標楷體" w:eastAsia="標楷體"/>
           <w:b w:val="0"/>
           <w:i w:val="0"/>
         </w:rPr>
@@ -3161,7 +5135,7 @@
     <w:qFormat/>
     <w:rsid w:val="00FC693F"/>
     <w:rPr>
-      <w:rFonts w:ascii="Microsoft YaHei" w:hAnsi="Microsoft YaHei" w:eastAsia="Microsoft YaHei"/>
+      <w:rFonts w:ascii="標楷體" w:hAnsi="標楷體" w:eastAsia="標楷體"/>
       <w:sz w:val="22"/>
     </w:rPr>
   </w:style>
@@ -3224,7 +5198,7 @@
       <w:outlineLvl w:val="0"/>
     </w:pPr>
     <w:rPr>
-      <w:rFonts w:asciiTheme="majorHAnsi" w:eastAsiaTheme="majorEastAsia" w:hAnsiTheme="majorHAnsi" w:cstheme="majorBidi" w:ascii="Microsoft YaHei" w:hAnsi="Microsoft YaHei" w:eastAsia="Microsoft YaHei"/>
+      <w:rFonts w:asciiTheme="majorHAnsi" w:eastAsiaTheme="majorEastAsia" w:hAnsiTheme="majorHAnsi" w:cstheme="majorBidi" w:ascii="標楷體" w:hAnsi="標楷體" w:eastAsia="標楷體"/>
       <w:b/>
       <w:bCs/>
       <w:color w:val="365F91" w:themeColor="accent1" w:themeShade="BF"/>
@@ -3248,7 +5222,7 @@
       <w:outlineLvl w:val="1"/>
     </w:pPr>
     <w:rPr>
-      <w:rFonts w:asciiTheme="majorHAnsi" w:eastAsiaTheme="majorEastAsia" w:hAnsiTheme="majorHAnsi" w:cstheme="majorBidi" w:ascii="Microsoft YaHei" w:hAnsi="Microsoft YaHei" w:eastAsia="Microsoft YaHei"/>
+      <w:rFonts w:asciiTheme="majorHAnsi" w:eastAsiaTheme="majorEastAsia" w:hAnsiTheme="majorHAnsi" w:cstheme="majorBidi" w:ascii="標楷體" w:hAnsi="標楷體" w:eastAsia="標楷體"/>
       <w:b/>
       <w:bCs/>
       <w:color w:val="4F81BD" w:themeColor="accent1"/>
@@ -3272,7 +5246,7 @@
       <w:outlineLvl w:val="2"/>
     </w:pPr>
     <w:rPr>
-      <w:rFonts w:asciiTheme="majorHAnsi" w:eastAsiaTheme="majorEastAsia" w:hAnsiTheme="majorHAnsi" w:cstheme="majorBidi" w:ascii="Microsoft YaHei" w:hAnsi="Microsoft YaHei" w:eastAsia="Microsoft YaHei"/>
+      <w:rFonts w:asciiTheme="majorHAnsi" w:eastAsiaTheme="majorEastAsia" w:hAnsiTheme="majorHAnsi" w:cstheme="majorBidi" w:ascii="標楷體" w:hAnsi="標楷體" w:eastAsia="標楷體"/>
       <w:b/>
       <w:bCs/>
       <w:color w:val="4F81BD" w:themeColor="accent1"/>
@@ -3514,7 +5488,7 @@
       <w:contextualSpacing/>
     </w:pPr>
     <w:rPr>
-      <w:rFonts w:asciiTheme="majorHAnsi" w:eastAsiaTheme="majorEastAsia" w:hAnsiTheme="majorHAnsi" w:cstheme="majorBidi" w:ascii="Microsoft YaHei" w:hAnsi="Microsoft YaHei" w:eastAsia="Microsoft YaHei"/>
+      <w:rFonts w:asciiTheme="majorHAnsi" w:eastAsiaTheme="majorEastAsia" w:hAnsiTheme="majorHAnsi" w:cstheme="majorBidi" w:ascii="標楷體" w:hAnsi="標楷體" w:eastAsia="標楷體"/>
       <w:color w:val="17365D" w:themeColor="text2" w:themeShade="BF"/>
       <w:spacing w:val="5"/>
       <w:kern w:val="28"/>
@@ -3694,6 +5668,9 @@
       </w:numPr>
       <w:contextualSpacing/>
     </w:pPr>
+    <w:rPr>
+      <w:rFonts w:ascii="標楷體" w:hAnsi="標楷體" w:eastAsia="標楷體"/>
+    </w:rPr>
   </w:style>
   <w:style w:type="paragraph" w:styleId="ListBullet2">
     <w:name w:val="List Bullet 2"/>
@@ -3733,6 +5710,9 @@
       </w:numPr>
       <w:contextualSpacing/>
     </w:pPr>
+    <w:rPr>
+      <w:rFonts w:ascii="標楷體" w:hAnsi="標楷體" w:eastAsia="標楷體"/>
+    </w:rPr>
   </w:style>
   <w:style w:type="paragraph" w:styleId="ListNumber2">
     <w:name w:val="List Number 2"/>

--- a/output/Urbaner_Amazon_Analysis_Report.docx
+++ b/output/Urbaner_Amazon_Analysis_Report.docx
@@ -3672,7 +3672,7 @@
               <w:rPr>
                 <w:rFonts w:ascii="標楷體" w:hAnsi="標楷體" w:eastAsia="標楷體"/>
               </w:rPr>
-              <w:t>logistic 機率</w:t>
+              <w:t>sigmoid 分數</w:t>
             </w:r>
           </w:p>
         </w:tc>
@@ -3686,7 +3686,7 @@
               <w:rPr>
                 <w:rFonts w:ascii="標楷體" w:hAnsi="標楷體" w:eastAsia="標楷體"/>
               </w:rPr>
-              <w:t>標準化機率</w:t>
+              <w:t>softmax 機率</w:t>
             </w:r>
           </w:p>
         </w:tc>
@@ -3780,7 +3780,7 @@
               <w:rPr>
                 <w:rFonts w:ascii="標楷體" w:hAnsi="標楷體" w:eastAsia="標楷體"/>
               </w:rPr>
-              <w:t>0.055714</w:t>
+              <w:t>0.135926</w:t>
             </w:r>
           </w:p>
         </w:tc>
@@ -3873,7 +3873,7 @@
               <w:rPr>
                 <w:rFonts w:ascii="標楷體" w:hAnsi="標楷體" w:eastAsia="標楷體"/>
               </w:rPr>
-              <w:t>0.055713</w:t>
+              <w:t>0.131777</w:t>
             </w:r>
           </w:p>
         </w:tc>
@@ -3966,7 +3966,7 @@
               <w:rPr>
                 <w:rFonts w:ascii="標楷體" w:hAnsi="標楷體" w:eastAsia="標楷體"/>
               </w:rPr>
-              <w:t>0.055705</w:t>
+              <w:t>0.111845</w:t>
             </w:r>
           </w:p>
         </w:tc>
@@ -4059,7 +4059,7 @@
               <w:rPr>
                 <w:rFonts w:ascii="標楷體" w:hAnsi="標楷體" w:eastAsia="標楷體"/>
               </w:rPr>
-              <w:t>0.055695</w:t>
+              <w:t>0.092491</w:t>
             </w:r>
           </w:p>
         </w:tc>
@@ -4152,7 +4152,7 @@
               <w:rPr>
                 <w:rFonts w:ascii="標楷體" w:hAnsi="標楷體" w:eastAsia="標楷體"/>
               </w:rPr>
-              <w:t>0.055682</w:t>
+              <w:t>0.076947</w:t>
             </w:r>
           </w:p>
         </w:tc>
@@ -4171,6 +4171,26 @@
         </w:tc>
       </w:tr>
     </w:tbl>
+    <w:p>
+      <w:r>
+        <w:rPr>
+          <w:rFonts w:ascii="標楷體" w:hAnsi="標楷體" w:eastAsia="標楷體"/>
+          <w:b w:val="0"/>
+          <w:i w:val="0"/>
+        </w:rPr>
+        <w:t>機率欄位說明：sigmoid 分數可視為效用轉換後的單點吸引力，不適合作跨方案機率比較；softmax 機率則是多方案競爭下的相對被選擇機率，較適合做組合排序與資源配置。</w:t>
+      </w:r>
+    </w:p>
+    <w:p>
+      <w:r>
+        <w:rPr>
+          <w:rFonts w:ascii="標楷體" w:hAnsi="標楷體" w:eastAsia="標楷體"/>
+          <w:b w:val="0"/>
+          <w:i w:val="0"/>
+        </w:rPr>
+        <w:t>先前表格中『標準化機率』接近 0.055 的主因是 sigmoid 已高度飽和（幾乎都接近 1），再做標準化後自然接近 1/18；這不代表方案吸引力低，而是轉換尺度造成的可讀性問題。</w:t>
+      </w:r>
+    </w:p>
     <w:p>
       <w:r>
         <w:rPr>
